--- a/documentos/Entrega 2/Cálculo 1/Projeto Calculo PI.docx
+++ b/documentos/Entrega 2/Cálculo 1/Projeto Calculo PI.docx
@@ -1,6 +1,6 @@
 
 <file path=word/document.xml><?xml version="1.0" encoding="utf-8"?>
-<w:document xmlns:wpc="http://schemas.microsoft.com/office/word/2010/wordprocessingCanvas" xmlns:cx="http://schemas.microsoft.com/office/drawing/2014/chartex" xmlns:cx1="http://schemas.microsoft.com/office/drawing/2015/9/8/chartex" xmlns:cx2="http://schemas.microsoft.com/office/drawing/2015/10/21/chartex" xmlns:cx3="http://schemas.microsoft.com/office/drawing/2016/5/9/chartex" xmlns:cx4="http://schemas.microsoft.com/office/drawing/2016/5/10/chartex" xmlns:cx5="http://schemas.microsoft.com/office/drawing/2016/5/11/chartex" xmlns:cx6="http://schemas.microsoft.com/office/drawing/2016/5/12/chartex" xmlns:cx7="http://schemas.microsoft.com/office/drawing/2016/5/13/chartex" xmlns:cx8="http://schemas.microsoft.com/office/drawing/2016/5/14/chartex" xmlns:mc="http://schemas.openxmlformats.org/markup-compatibility/2006" xmlns:aink="http://schemas.microsoft.com/office/drawing/2016/ink" xmlns:am3d="http://schemas.microsoft.com/office/drawing/2017/model3d" xmlns:o="urn:schemas-microsoft-com:office:office" xmlns:oel="http://schemas.microsoft.com/office/2019/extlst" xmlns:r="http://schemas.openxmlformats.org/officeDocument/2006/relationships" xmlns:m="http://schemas.openxmlformats.org/officeDocument/2006/math" xmlns:v="urn:schemas-microsoft-com:vml" xmlns:wp14="http://schemas.microsoft.com/office/word/2010/wordprocessingDrawing" xmlns:wp="http://schemas.openxmlformats.org/drawingml/2006/wordprocessingDrawing" xmlns:w10="urn:schemas-microsoft-com:office:word" xmlns:w="http://schemas.openxmlformats.org/wordprocessingml/2006/main" xmlns:w14="http://schemas.microsoft.com/office/word/2010/wordml" xmlns:w15="http://schemas.microsoft.com/office/word/2012/wordml" xmlns:w16cex="http://schemas.microsoft.com/office/word/2018/wordml/cex" xmlns:w16cid="http://schemas.microsoft.com/office/word/2016/wordml/cid" xmlns:w16="http://schemas.microsoft.com/office/word/2018/wordml" xmlns:w16sdtdh="http://schemas.microsoft.com/office/word/2020/wordml/sdtdatahash" xmlns:w16se="http://schemas.microsoft.com/office/word/2015/wordml/symex" xmlns:wpg="http://schemas.microsoft.com/office/word/2010/wordprocessingGroup" xmlns:wpi="http://schemas.microsoft.com/office/word/2010/wordprocessingInk" xmlns:wne="http://schemas.microsoft.com/office/word/2006/wordml" xmlns:wps="http://schemas.microsoft.com/office/word/2010/wordprocessingShape" mc:Ignorable="w14 w15 w16se w16cid w16 w16cex w16sdtdh wp14">
+<w:document xmlns:wpc="http://schemas.microsoft.com/office/word/2010/wordprocessingCanvas" xmlns:cx="http://schemas.microsoft.com/office/drawing/2014/chartex" xmlns:cx1="http://schemas.microsoft.com/office/drawing/2015/9/8/chartex" xmlns:cx2="http://schemas.microsoft.com/office/drawing/2015/10/21/chartex" xmlns:cx3="http://schemas.microsoft.com/office/drawing/2016/5/9/chartex" xmlns:cx4="http://schemas.microsoft.com/office/drawing/2016/5/10/chartex" xmlns:cx5="http://schemas.microsoft.com/office/drawing/2016/5/11/chartex" xmlns:cx6="http://schemas.microsoft.com/office/drawing/2016/5/12/chartex" xmlns:cx7="http://schemas.microsoft.com/office/drawing/2016/5/13/chartex" xmlns:cx8="http://schemas.microsoft.com/office/drawing/2016/5/14/chartex" xmlns:mc="http://schemas.openxmlformats.org/markup-compatibility/2006" xmlns:aink="http://schemas.microsoft.com/office/drawing/2016/ink" xmlns:am3d="http://schemas.microsoft.com/office/drawing/2017/model3d" xmlns:o="urn:schemas-microsoft-com:office:office" xmlns:oel="http://schemas.microsoft.com/office/2019/extlst" xmlns:r="http://schemas.openxmlformats.org/officeDocument/2006/relationships" xmlns:m="http://schemas.openxmlformats.org/officeDocument/2006/math" xmlns:v="urn:schemas-microsoft-com:vml" xmlns:wp14="http://schemas.microsoft.com/office/word/2010/wordprocessingDrawing" xmlns:wp="http://schemas.openxmlformats.org/drawingml/2006/wordprocessingDrawing" xmlns:w10="urn:schemas-microsoft-com:office:word" xmlns:w="http://schemas.openxmlformats.org/wordprocessingml/2006/main" xmlns:w14="http://schemas.microsoft.com/office/word/2010/wordml" xmlns:w15="http://schemas.microsoft.com/office/word/2012/wordml" xmlns:w16cex="http://schemas.microsoft.com/office/word/2018/wordml/cex" xmlns:w16cid="http://schemas.microsoft.com/office/word/2016/wordml/cid" xmlns:w16="http://schemas.microsoft.com/office/word/2018/wordml" xmlns:w16du="http://schemas.microsoft.com/office/word/2023/wordml/word16du" xmlns:w16sdtdh="http://schemas.microsoft.com/office/word/2020/wordml/sdtdatahash" xmlns:w16sdtfl="http://schemas.microsoft.com/office/word/2024/wordml/sdtformatlock" xmlns:w16se="http://schemas.microsoft.com/office/word/2015/wordml/symex" xmlns:wpg="http://schemas.microsoft.com/office/word/2010/wordprocessingGroup" xmlns:wpi="http://schemas.microsoft.com/office/word/2010/wordprocessingInk" xmlns:wne="http://schemas.microsoft.com/office/word/2006/wordml" xmlns:wps="http://schemas.microsoft.com/office/word/2010/wordprocessingShape" mc:Ignorable="w14 w15 w16se w16cid w16 w16cex w16sdtdh w16sdtfl w16du wp14">
   <w:body>
     <w:tbl>
       <w:tblPr>
@@ -1119,9 +1119,147 @@
     <w:p>
       <w:pPr>
         <w:pStyle w:val="Ttulo1"/>
-        <w:ind w:left="10"/>
-      </w:pPr>
-    </w:p>
+        <w:ind w:left="10" w:firstLine="698"/>
+      </w:pPr>
+      <w:r>
+        <w:drawing>
+          <wp:anchor distT="0" distB="0" distL="114300" distR="114300" simplePos="0" relativeHeight="251668480" behindDoc="0" locked="0" layoutInCell="1" allowOverlap="1" wp14:anchorId="27AEC491" wp14:editId="7BD56CC5">
+            <wp:simplePos x="0" y="0"/>
+            <wp:positionH relativeFrom="margin">
+              <wp:align>left</wp:align>
+            </wp:positionH>
+            <wp:positionV relativeFrom="paragraph">
+              <wp:posOffset>236855</wp:posOffset>
+            </wp:positionV>
+            <wp:extent cx="1958340" cy="695325"/>
+            <wp:effectExtent l="0" t="0" r="3810" b="9525"/>
+            <wp:wrapTopAndBottom/>
+            <wp:docPr id="2046506415" name="Imagem 1"/>
+            <wp:cNvGraphicFramePr>
+              <a:graphicFrameLocks xmlns:a="http://schemas.openxmlformats.org/drawingml/2006/main" noChangeAspect="1"/>
+            </wp:cNvGraphicFramePr>
+            <a:graphic xmlns:a="http://schemas.openxmlformats.org/drawingml/2006/main">
+              <a:graphicData uri="http://schemas.openxmlformats.org/drawingml/2006/picture">
+                <pic:pic xmlns:pic="http://schemas.openxmlformats.org/drawingml/2006/picture">
+                  <pic:nvPicPr>
+                    <pic:cNvPr id="2046506415" name=""/>
+                    <pic:cNvPicPr/>
+                  </pic:nvPicPr>
+                  <pic:blipFill>
+                    <a:blip r:embed="rId15">
+                      <a:extLst>
+                        <a:ext uri="{28A0092B-C50C-407E-A947-70E740481C1C}">
+                          <a14:useLocalDpi xmlns:a14="http://schemas.microsoft.com/office/drawing/2010/main" val="0"/>
+                        </a:ext>
+                      </a:extLst>
+                    </a:blip>
+                    <a:stretch>
+                      <a:fillRect/>
+                    </a:stretch>
+                  </pic:blipFill>
+                  <pic:spPr>
+                    <a:xfrm>
+                      <a:off x="0" y="0"/>
+                      <a:ext cx="1958340" cy="695325"/>
+                    </a:xfrm>
+                    <a:prstGeom prst="rect">
+                      <a:avLst/>
+                    </a:prstGeom>
+                  </pic:spPr>
+                </pic:pic>
+              </a:graphicData>
+            </a:graphic>
+            <wp14:sizeRelH relativeFrom="margin">
+              <wp14:pctWidth>0</wp14:pctWidth>
+            </wp14:sizeRelH>
+            <wp14:sizeRelV relativeFrom="margin">
+              <wp14:pctHeight>0</wp14:pctHeight>
+            </wp14:sizeRelV>
+          </wp:anchor>
+        </w:drawing>
+      </w:r>
+      <w:r>
+        <w:drawing>
+          <wp:anchor distT="0" distB="0" distL="114300" distR="114300" simplePos="0" relativeHeight="251669504" behindDoc="0" locked="0" layoutInCell="1" allowOverlap="1" wp14:anchorId="37FA3E06" wp14:editId="24EB56A8">
+            <wp:simplePos x="0" y="0"/>
+            <wp:positionH relativeFrom="column">
+              <wp:posOffset>3231515</wp:posOffset>
+            </wp:positionH>
+            <wp:positionV relativeFrom="paragraph">
+              <wp:posOffset>302895</wp:posOffset>
+            </wp:positionV>
+            <wp:extent cx="2487295" cy="619125"/>
+            <wp:effectExtent l="0" t="0" r="8255" b="9525"/>
+            <wp:wrapTopAndBottom/>
+            <wp:docPr id="211640143" name="Imagem 1"/>
+            <wp:cNvGraphicFramePr>
+              <a:graphicFrameLocks xmlns:a="http://schemas.openxmlformats.org/drawingml/2006/main" noChangeAspect="1"/>
+            </wp:cNvGraphicFramePr>
+            <a:graphic xmlns:a="http://schemas.openxmlformats.org/drawingml/2006/main">
+              <a:graphicData uri="http://schemas.openxmlformats.org/drawingml/2006/picture">
+                <pic:pic xmlns:pic="http://schemas.openxmlformats.org/drawingml/2006/picture">
+                  <pic:nvPicPr>
+                    <pic:cNvPr id="211640143" name=""/>
+                    <pic:cNvPicPr/>
+                  </pic:nvPicPr>
+                  <pic:blipFill>
+                    <a:blip r:embed="rId16">
+                      <a:extLst>
+                        <a:ext uri="{28A0092B-C50C-407E-A947-70E740481C1C}">
+                          <a14:useLocalDpi xmlns:a14="http://schemas.microsoft.com/office/drawing/2010/main" val="0"/>
+                        </a:ext>
+                      </a:extLst>
+                    </a:blip>
+                    <a:stretch>
+                      <a:fillRect/>
+                    </a:stretch>
+                  </pic:blipFill>
+                  <pic:spPr>
+                    <a:xfrm>
+                      <a:off x="0" y="0"/>
+                      <a:ext cx="2487295" cy="619125"/>
+                    </a:xfrm>
+                    <a:prstGeom prst="rect">
+                      <a:avLst/>
+                    </a:prstGeom>
+                  </pic:spPr>
+                </pic:pic>
+              </a:graphicData>
+            </a:graphic>
+            <wp14:sizeRelH relativeFrom="margin">
+              <wp14:pctWidth>0</wp14:pctWidth>
+            </wp14:sizeRelH>
+            <wp14:sizeRelV relativeFrom="margin">
+              <wp14:pctHeight>0</wp14:pctHeight>
+            </wp14:sizeRelV>
+          </wp:anchor>
+        </w:drawing>
+      </w:r>
+      <w:r>
+        <w:t>Função 1:</w:t>
+      </w:r>
+      <w:r>
+        <w:tab/>
+      </w:r>
+      <w:r>
+        <w:tab/>
+      </w:r>
+      <w:r>
+        <w:tab/>
+      </w:r>
+      <w:r>
+        <w:tab/>
+      </w:r>
+      <w:r>
+        <w:tab/>
+      </w:r>
+      <w:r>
+        <w:tab/>
+        <w:t xml:space="preserve">Função 2: </w:t>
+      </w:r>
+    </w:p>
+    <w:p/>
+    <w:p/>
     <w:p>
       <w:pPr>
         <w:pStyle w:val="Ttulo1"/>
@@ -1131,14 +1269,150 @@
     <w:p>
       <w:pPr>
         <w:pStyle w:val="Ttulo1"/>
-        <w:ind w:left="10"/>
-      </w:pPr>
+        <w:ind w:left="718" w:firstLine="0"/>
+      </w:pPr>
+      <w:r>
+        <w:drawing>
+          <wp:anchor distT="0" distB="0" distL="114300" distR="114300" simplePos="0" relativeHeight="251671552" behindDoc="0" locked="0" layoutInCell="1" allowOverlap="1" wp14:anchorId="1C855EB7" wp14:editId="0F682113">
+            <wp:simplePos x="0" y="0"/>
+            <wp:positionH relativeFrom="margin">
+              <wp:posOffset>3333750</wp:posOffset>
+            </wp:positionH>
+            <wp:positionV relativeFrom="paragraph">
+              <wp:posOffset>410845</wp:posOffset>
+            </wp:positionV>
+            <wp:extent cx="2639695" cy="2667000"/>
+            <wp:effectExtent l="0" t="0" r="8255" b="0"/>
+            <wp:wrapTopAndBottom/>
+            <wp:docPr id="475807134" name="Imagem 1"/>
+            <wp:cNvGraphicFramePr>
+              <a:graphicFrameLocks xmlns:a="http://schemas.openxmlformats.org/drawingml/2006/main" noChangeAspect="1"/>
+            </wp:cNvGraphicFramePr>
+            <a:graphic xmlns:a="http://schemas.openxmlformats.org/drawingml/2006/main">
+              <a:graphicData uri="http://schemas.openxmlformats.org/drawingml/2006/picture">
+                <pic:pic xmlns:pic="http://schemas.openxmlformats.org/drawingml/2006/picture">
+                  <pic:nvPicPr>
+                    <pic:cNvPr id="475807134" name=""/>
+                    <pic:cNvPicPr/>
+                  </pic:nvPicPr>
+                  <pic:blipFill>
+                    <a:blip r:embed="rId17">
+                      <a:extLst>
+                        <a:ext uri="{28A0092B-C50C-407E-A947-70E740481C1C}">
+                          <a14:useLocalDpi xmlns:a14="http://schemas.microsoft.com/office/drawing/2010/main" val="0"/>
+                        </a:ext>
+                      </a:extLst>
+                    </a:blip>
+                    <a:stretch>
+                      <a:fillRect/>
+                    </a:stretch>
+                  </pic:blipFill>
+                  <pic:spPr>
+                    <a:xfrm>
+                      <a:off x="0" y="0"/>
+                      <a:ext cx="2639695" cy="2667000"/>
+                    </a:xfrm>
+                    <a:prstGeom prst="rect">
+                      <a:avLst/>
+                    </a:prstGeom>
+                  </pic:spPr>
+                </pic:pic>
+              </a:graphicData>
+            </a:graphic>
+            <wp14:sizeRelH relativeFrom="margin">
+              <wp14:pctWidth>0</wp14:pctWidth>
+            </wp14:sizeRelH>
+            <wp14:sizeRelV relativeFrom="margin">
+              <wp14:pctHeight>0</wp14:pctHeight>
+            </wp14:sizeRelV>
+          </wp:anchor>
+        </w:drawing>
+      </w:r>
+      <w:r>
+        <w:t>Gráfico 1:</w:t>
+      </w:r>
+      <w:r>
+        <w:tab/>
+      </w:r>
+      <w:r>
+        <w:tab/>
+      </w:r>
+      <w:r>
+        <w:tab/>
+      </w:r>
+      <w:r>
+        <w:tab/>
+      </w:r>
+      <w:r>
+        <w:tab/>
+      </w:r>
+      <w:r>
+        <w:tab/>
+        <w:t>Gráfico 2:</w:t>
+      </w:r>
+      <w:r>
+        <w:tab/>
+      </w:r>
+      <w:r>
+        <w:tab/>
+      </w:r>
     </w:p>
     <w:p>
       <w:pPr>
         <w:pStyle w:val="Ttulo1"/>
         <w:ind w:left="10"/>
       </w:pPr>
+      <w:r>
+        <w:drawing>
+          <wp:anchor distT="0" distB="0" distL="114300" distR="114300" simplePos="0" relativeHeight="251670528" behindDoc="0" locked="0" layoutInCell="1" allowOverlap="1" wp14:anchorId="6B19A247" wp14:editId="3447B603">
+            <wp:simplePos x="0" y="0"/>
+            <wp:positionH relativeFrom="column">
+              <wp:posOffset>59690</wp:posOffset>
+            </wp:positionH>
+            <wp:positionV relativeFrom="paragraph">
+              <wp:posOffset>245745</wp:posOffset>
+            </wp:positionV>
+            <wp:extent cx="2152950" cy="2562583"/>
+            <wp:effectExtent l="0" t="0" r="0" b="9525"/>
+            <wp:wrapTopAndBottom/>
+            <wp:docPr id="230580006" name="Imagem 1"/>
+            <wp:cNvGraphicFramePr>
+              <a:graphicFrameLocks xmlns:a="http://schemas.openxmlformats.org/drawingml/2006/main" noChangeAspect="1"/>
+            </wp:cNvGraphicFramePr>
+            <a:graphic xmlns:a="http://schemas.openxmlformats.org/drawingml/2006/main">
+              <a:graphicData uri="http://schemas.openxmlformats.org/drawingml/2006/picture">
+                <pic:pic xmlns:pic="http://schemas.openxmlformats.org/drawingml/2006/picture">
+                  <pic:nvPicPr>
+                    <pic:cNvPr id="230580006" name=""/>
+                    <pic:cNvPicPr/>
+                  </pic:nvPicPr>
+                  <pic:blipFill>
+                    <a:blip r:embed="rId18">
+                      <a:extLst>
+                        <a:ext uri="{28A0092B-C50C-407E-A947-70E740481C1C}">
+                          <a14:useLocalDpi xmlns:a14="http://schemas.microsoft.com/office/drawing/2010/main" val="0"/>
+                        </a:ext>
+                      </a:extLst>
+                    </a:blip>
+                    <a:stretch>
+                      <a:fillRect/>
+                    </a:stretch>
+                  </pic:blipFill>
+                  <pic:spPr>
+                    <a:xfrm>
+                      <a:off x="0" y="0"/>
+                      <a:ext cx="2152950" cy="2562583"/>
+                    </a:xfrm>
+                    <a:prstGeom prst="rect">
+                      <a:avLst/>
+                    </a:prstGeom>
+                  </pic:spPr>
+                </pic:pic>
+              </a:graphicData>
+            </a:graphic>
+          </wp:anchor>
+        </w:drawing>
+      </w:r>
     </w:p>
     <w:p>
       <w:pPr>
@@ -1236,12 +1510,12 @@
       </w:pPr>
     </w:p>
     <w:sectPr>
-      <w:headerReference w:type="even" r:id="rId15"/>
-      <w:headerReference w:type="default" r:id="rId16"/>
-      <w:footerReference w:type="even" r:id="rId17"/>
-      <w:footerReference w:type="default" r:id="rId18"/>
-      <w:headerReference w:type="first" r:id="rId19"/>
-      <w:footerReference w:type="first" r:id="rId20"/>
+      <w:headerReference w:type="even" r:id="rId19"/>
+      <w:headerReference w:type="default" r:id="rId20"/>
+      <w:footerReference w:type="even" r:id="rId21"/>
+      <w:footerReference w:type="default" r:id="rId22"/>
+      <w:headerReference w:type="first" r:id="rId23"/>
+      <w:footerReference w:type="first" r:id="rId24"/>
       <w:pgSz w:w="11910" w:h="16850"/>
       <w:pgMar w:top="1763" w:right="440" w:bottom="1104" w:left="566" w:header="720" w:footer="129" w:gutter="0"/>
       <w:cols w:space="720"/>
@@ -1251,7 +1525,7 @@
 </file>
 
 <file path=word/endnotes.xml><?xml version="1.0" encoding="utf-8"?>
-<w:endnotes xmlns:wpc="http://schemas.microsoft.com/office/word/2010/wordprocessingCanvas" xmlns:cx="http://schemas.microsoft.com/office/drawing/2014/chartex" xmlns:cx1="http://schemas.microsoft.com/office/drawing/2015/9/8/chartex" xmlns:cx2="http://schemas.microsoft.com/office/drawing/2015/10/21/chartex" xmlns:cx3="http://schemas.microsoft.com/office/drawing/2016/5/9/chartex" xmlns:cx4="http://schemas.microsoft.com/office/drawing/2016/5/10/chartex" xmlns:cx5="http://schemas.microsoft.com/office/drawing/2016/5/11/chartex" xmlns:cx6="http://schemas.microsoft.com/office/drawing/2016/5/12/chartex" xmlns:cx7="http://schemas.microsoft.com/office/drawing/2016/5/13/chartex" xmlns:cx8="http://schemas.microsoft.com/office/drawing/2016/5/14/chartex" xmlns:mc="http://schemas.openxmlformats.org/markup-compatibility/2006" xmlns:aink="http://schemas.microsoft.com/office/drawing/2016/ink" xmlns:am3d="http://schemas.microsoft.com/office/drawing/2017/model3d" xmlns:o="urn:schemas-microsoft-com:office:office" xmlns:oel="http://schemas.microsoft.com/office/2019/extlst" xmlns:r="http://schemas.openxmlformats.org/officeDocument/2006/relationships" xmlns:m="http://schemas.openxmlformats.org/officeDocument/2006/math" xmlns:v="urn:schemas-microsoft-com:vml" xmlns:wp14="http://schemas.microsoft.com/office/word/2010/wordprocessingDrawing" xmlns:wp="http://schemas.openxmlformats.org/drawingml/2006/wordprocessingDrawing" xmlns:w10="urn:schemas-microsoft-com:office:word" xmlns:w="http://schemas.openxmlformats.org/wordprocessingml/2006/main" xmlns:w14="http://schemas.microsoft.com/office/word/2010/wordml" xmlns:w15="http://schemas.microsoft.com/office/word/2012/wordml" xmlns:w16cex="http://schemas.microsoft.com/office/word/2018/wordml/cex" xmlns:w16cid="http://schemas.microsoft.com/office/word/2016/wordml/cid" xmlns:w16="http://schemas.microsoft.com/office/word/2018/wordml" xmlns:w16sdtdh="http://schemas.microsoft.com/office/word/2020/wordml/sdtdatahash" xmlns:w16se="http://schemas.microsoft.com/office/word/2015/wordml/symex" xmlns:wpg="http://schemas.microsoft.com/office/word/2010/wordprocessingGroup" xmlns:wpi="http://schemas.microsoft.com/office/word/2010/wordprocessingInk" xmlns:wne="http://schemas.microsoft.com/office/word/2006/wordml" xmlns:wps="http://schemas.microsoft.com/office/word/2010/wordprocessingShape" mc:Ignorable="w14 w15 w16se w16cid w16 w16cex w16sdtdh wp14">
+<w:endnotes xmlns:wpc="http://schemas.microsoft.com/office/word/2010/wordprocessingCanvas" xmlns:cx="http://schemas.microsoft.com/office/drawing/2014/chartex" xmlns:cx1="http://schemas.microsoft.com/office/drawing/2015/9/8/chartex" xmlns:cx2="http://schemas.microsoft.com/office/drawing/2015/10/21/chartex" xmlns:cx3="http://schemas.microsoft.com/office/drawing/2016/5/9/chartex" xmlns:cx4="http://schemas.microsoft.com/office/drawing/2016/5/10/chartex" xmlns:cx5="http://schemas.microsoft.com/office/drawing/2016/5/11/chartex" xmlns:cx6="http://schemas.microsoft.com/office/drawing/2016/5/12/chartex" xmlns:cx7="http://schemas.microsoft.com/office/drawing/2016/5/13/chartex" xmlns:cx8="http://schemas.microsoft.com/office/drawing/2016/5/14/chartex" xmlns:mc="http://schemas.openxmlformats.org/markup-compatibility/2006" xmlns:aink="http://schemas.microsoft.com/office/drawing/2016/ink" xmlns:am3d="http://schemas.microsoft.com/office/drawing/2017/model3d" xmlns:o="urn:schemas-microsoft-com:office:office" xmlns:oel="http://schemas.microsoft.com/office/2019/extlst" xmlns:r="http://schemas.openxmlformats.org/officeDocument/2006/relationships" xmlns:m="http://schemas.openxmlformats.org/officeDocument/2006/math" xmlns:v="urn:schemas-microsoft-com:vml" xmlns:wp14="http://schemas.microsoft.com/office/word/2010/wordprocessingDrawing" xmlns:wp="http://schemas.openxmlformats.org/drawingml/2006/wordprocessingDrawing" xmlns:w10="urn:schemas-microsoft-com:office:word" xmlns:w="http://schemas.openxmlformats.org/wordprocessingml/2006/main" xmlns:w14="http://schemas.microsoft.com/office/word/2010/wordml" xmlns:w15="http://schemas.microsoft.com/office/word/2012/wordml" xmlns:w16cex="http://schemas.microsoft.com/office/word/2018/wordml/cex" xmlns:w16cid="http://schemas.microsoft.com/office/word/2016/wordml/cid" xmlns:w16="http://schemas.microsoft.com/office/word/2018/wordml" xmlns:w16du="http://schemas.microsoft.com/office/word/2023/wordml/word16du" xmlns:w16sdtdh="http://schemas.microsoft.com/office/word/2020/wordml/sdtdatahash" xmlns:w16sdtfl="http://schemas.microsoft.com/office/word/2024/wordml/sdtformatlock" xmlns:w16se="http://schemas.microsoft.com/office/word/2015/wordml/symex" xmlns:wpg="http://schemas.microsoft.com/office/word/2010/wordprocessingGroup" xmlns:wpi="http://schemas.microsoft.com/office/word/2010/wordprocessingInk" xmlns:wne="http://schemas.microsoft.com/office/word/2006/wordml" xmlns:wps="http://schemas.microsoft.com/office/word/2010/wordprocessingShape" mc:Ignorable="w14 w15 w16se w16cid w16 w16cex w16sdtdh w16sdtfl w16du wp14">
   <w:endnote w:type="separator" w:id="-1">
     <w:p>
       <w:pPr>
@@ -1276,7 +1550,7 @@
 </file>
 
 <file path=word/footer1.xml><?xml version="1.0" encoding="utf-8"?>
-<w:ftr xmlns:wpc="http://schemas.microsoft.com/office/word/2010/wordprocessingCanvas" xmlns:cx="http://schemas.microsoft.com/office/drawing/2014/chartex" xmlns:cx1="http://schemas.microsoft.com/office/drawing/2015/9/8/chartex" xmlns:cx2="http://schemas.microsoft.com/office/drawing/2015/10/21/chartex" xmlns:cx3="http://schemas.microsoft.com/office/drawing/2016/5/9/chartex" xmlns:cx4="http://schemas.microsoft.com/office/drawing/2016/5/10/chartex" xmlns:cx5="http://schemas.microsoft.com/office/drawing/2016/5/11/chartex" xmlns:cx6="http://schemas.microsoft.com/office/drawing/2016/5/12/chartex" xmlns:cx7="http://schemas.microsoft.com/office/drawing/2016/5/13/chartex" xmlns:cx8="http://schemas.microsoft.com/office/drawing/2016/5/14/chartex" xmlns:mc="http://schemas.openxmlformats.org/markup-compatibility/2006" xmlns:aink="http://schemas.microsoft.com/office/drawing/2016/ink" xmlns:am3d="http://schemas.microsoft.com/office/drawing/2017/model3d" xmlns:o="urn:schemas-microsoft-com:office:office" xmlns:oel="http://schemas.microsoft.com/office/2019/extlst" xmlns:r="http://schemas.openxmlformats.org/officeDocument/2006/relationships" xmlns:m="http://schemas.openxmlformats.org/officeDocument/2006/math" xmlns:v="urn:schemas-microsoft-com:vml" xmlns:wp14="http://schemas.microsoft.com/office/word/2010/wordprocessingDrawing" xmlns:wp="http://schemas.openxmlformats.org/drawingml/2006/wordprocessingDrawing" xmlns:w10="urn:schemas-microsoft-com:office:word" xmlns:w="http://schemas.openxmlformats.org/wordprocessingml/2006/main" xmlns:w14="http://schemas.microsoft.com/office/word/2010/wordml" xmlns:w15="http://schemas.microsoft.com/office/word/2012/wordml" xmlns:w16cex="http://schemas.microsoft.com/office/word/2018/wordml/cex" xmlns:w16cid="http://schemas.microsoft.com/office/word/2016/wordml/cid" xmlns:w16="http://schemas.microsoft.com/office/word/2018/wordml" xmlns:w16sdtdh="http://schemas.microsoft.com/office/word/2020/wordml/sdtdatahash" xmlns:w16se="http://schemas.microsoft.com/office/word/2015/wordml/symex" xmlns:wpg="http://schemas.microsoft.com/office/word/2010/wordprocessingGroup" xmlns:wpi="http://schemas.microsoft.com/office/word/2010/wordprocessingInk" xmlns:wne="http://schemas.microsoft.com/office/word/2006/wordml" xmlns:wps="http://schemas.microsoft.com/office/word/2010/wordprocessingShape" mc:Ignorable="w14 w15 w16se w16cid w16 w16cex w16sdtdh wp14">
+<w:ftr xmlns:wpc="http://schemas.microsoft.com/office/word/2010/wordprocessingCanvas" xmlns:cx="http://schemas.microsoft.com/office/drawing/2014/chartex" xmlns:cx1="http://schemas.microsoft.com/office/drawing/2015/9/8/chartex" xmlns:cx2="http://schemas.microsoft.com/office/drawing/2015/10/21/chartex" xmlns:cx3="http://schemas.microsoft.com/office/drawing/2016/5/9/chartex" xmlns:cx4="http://schemas.microsoft.com/office/drawing/2016/5/10/chartex" xmlns:cx5="http://schemas.microsoft.com/office/drawing/2016/5/11/chartex" xmlns:cx6="http://schemas.microsoft.com/office/drawing/2016/5/12/chartex" xmlns:cx7="http://schemas.microsoft.com/office/drawing/2016/5/13/chartex" xmlns:cx8="http://schemas.microsoft.com/office/drawing/2016/5/14/chartex" xmlns:mc="http://schemas.openxmlformats.org/markup-compatibility/2006" xmlns:aink="http://schemas.microsoft.com/office/drawing/2016/ink" xmlns:am3d="http://schemas.microsoft.com/office/drawing/2017/model3d" xmlns:o="urn:schemas-microsoft-com:office:office" xmlns:oel="http://schemas.microsoft.com/office/2019/extlst" xmlns:r="http://schemas.openxmlformats.org/officeDocument/2006/relationships" xmlns:m="http://schemas.openxmlformats.org/officeDocument/2006/math" xmlns:v="urn:schemas-microsoft-com:vml" xmlns:wp14="http://schemas.microsoft.com/office/word/2010/wordprocessingDrawing" xmlns:wp="http://schemas.openxmlformats.org/drawingml/2006/wordprocessingDrawing" xmlns:w10="urn:schemas-microsoft-com:office:word" xmlns:w="http://schemas.openxmlformats.org/wordprocessingml/2006/main" xmlns:w14="http://schemas.microsoft.com/office/word/2010/wordml" xmlns:w15="http://schemas.microsoft.com/office/word/2012/wordml" xmlns:w16cex="http://schemas.microsoft.com/office/word/2018/wordml/cex" xmlns:w16cid="http://schemas.microsoft.com/office/word/2016/wordml/cid" xmlns:w16="http://schemas.microsoft.com/office/word/2018/wordml" xmlns:w16du="http://schemas.microsoft.com/office/word/2023/wordml/word16du" xmlns:w16sdtdh="http://schemas.microsoft.com/office/word/2020/wordml/sdtdatahash" xmlns:w16sdtfl="http://schemas.microsoft.com/office/word/2024/wordml/sdtformatlock" xmlns:w16se="http://schemas.microsoft.com/office/word/2015/wordml/symex" xmlns:wpg="http://schemas.microsoft.com/office/word/2010/wordprocessingGroup" xmlns:wpi="http://schemas.microsoft.com/office/word/2010/wordprocessingInk" xmlns:wne="http://schemas.microsoft.com/office/word/2006/wordml" xmlns:wps="http://schemas.microsoft.com/office/word/2010/wordprocessingShape" mc:Ignorable="w14 w15 w16se w16cid w16 w16cex w16sdtdh w16sdtfl w16du wp14">
   <w:p>
     <w:pPr>
       <w:tabs>
@@ -1392,7 +1666,7 @@
 </file>
 
 <file path=word/footer2.xml><?xml version="1.0" encoding="utf-8"?>
-<w:ftr xmlns:wpc="http://schemas.microsoft.com/office/word/2010/wordprocessingCanvas" xmlns:cx="http://schemas.microsoft.com/office/drawing/2014/chartex" xmlns:cx1="http://schemas.microsoft.com/office/drawing/2015/9/8/chartex" xmlns:cx2="http://schemas.microsoft.com/office/drawing/2015/10/21/chartex" xmlns:cx3="http://schemas.microsoft.com/office/drawing/2016/5/9/chartex" xmlns:cx4="http://schemas.microsoft.com/office/drawing/2016/5/10/chartex" xmlns:cx5="http://schemas.microsoft.com/office/drawing/2016/5/11/chartex" xmlns:cx6="http://schemas.microsoft.com/office/drawing/2016/5/12/chartex" xmlns:cx7="http://schemas.microsoft.com/office/drawing/2016/5/13/chartex" xmlns:cx8="http://schemas.microsoft.com/office/drawing/2016/5/14/chartex" xmlns:mc="http://schemas.openxmlformats.org/markup-compatibility/2006" xmlns:aink="http://schemas.microsoft.com/office/drawing/2016/ink" xmlns:am3d="http://schemas.microsoft.com/office/drawing/2017/model3d" xmlns:o="urn:schemas-microsoft-com:office:office" xmlns:oel="http://schemas.microsoft.com/office/2019/extlst" xmlns:r="http://schemas.openxmlformats.org/officeDocument/2006/relationships" xmlns:m="http://schemas.openxmlformats.org/officeDocument/2006/math" xmlns:v="urn:schemas-microsoft-com:vml" xmlns:wp14="http://schemas.microsoft.com/office/word/2010/wordprocessingDrawing" xmlns:wp="http://schemas.openxmlformats.org/drawingml/2006/wordprocessingDrawing" xmlns:w10="urn:schemas-microsoft-com:office:word" xmlns:w="http://schemas.openxmlformats.org/wordprocessingml/2006/main" xmlns:w14="http://schemas.microsoft.com/office/word/2010/wordml" xmlns:w15="http://schemas.microsoft.com/office/word/2012/wordml" xmlns:w16cex="http://schemas.microsoft.com/office/word/2018/wordml/cex" xmlns:w16cid="http://schemas.microsoft.com/office/word/2016/wordml/cid" xmlns:w16="http://schemas.microsoft.com/office/word/2018/wordml" xmlns:w16sdtdh="http://schemas.microsoft.com/office/word/2020/wordml/sdtdatahash" xmlns:w16se="http://schemas.microsoft.com/office/word/2015/wordml/symex" xmlns:wpg="http://schemas.microsoft.com/office/word/2010/wordprocessingGroup" xmlns:wpi="http://schemas.microsoft.com/office/word/2010/wordprocessingInk" xmlns:wne="http://schemas.microsoft.com/office/word/2006/wordml" xmlns:wps="http://schemas.microsoft.com/office/word/2010/wordprocessingShape" mc:Ignorable="w14 w15 w16se w16cid w16 w16cex w16sdtdh wp14">
+<w:ftr xmlns:wpc="http://schemas.microsoft.com/office/word/2010/wordprocessingCanvas" xmlns:cx="http://schemas.microsoft.com/office/drawing/2014/chartex" xmlns:cx1="http://schemas.microsoft.com/office/drawing/2015/9/8/chartex" xmlns:cx2="http://schemas.microsoft.com/office/drawing/2015/10/21/chartex" xmlns:cx3="http://schemas.microsoft.com/office/drawing/2016/5/9/chartex" xmlns:cx4="http://schemas.microsoft.com/office/drawing/2016/5/10/chartex" xmlns:cx5="http://schemas.microsoft.com/office/drawing/2016/5/11/chartex" xmlns:cx6="http://schemas.microsoft.com/office/drawing/2016/5/12/chartex" xmlns:cx7="http://schemas.microsoft.com/office/drawing/2016/5/13/chartex" xmlns:cx8="http://schemas.microsoft.com/office/drawing/2016/5/14/chartex" xmlns:mc="http://schemas.openxmlformats.org/markup-compatibility/2006" xmlns:aink="http://schemas.microsoft.com/office/drawing/2016/ink" xmlns:am3d="http://schemas.microsoft.com/office/drawing/2017/model3d" xmlns:o="urn:schemas-microsoft-com:office:office" xmlns:oel="http://schemas.microsoft.com/office/2019/extlst" xmlns:r="http://schemas.openxmlformats.org/officeDocument/2006/relationships" xmlns:m="http://schemas.openxmlformats.org/officeDocument/2006/math" xmlns:v="urn:schemas-microsoft-com:vml" xmlns:wp14="http://schemas.microsoft.com/office/word/2010/wordprocessingDrawing" xmlns:wp="http://schemas.openxmlformats.org/drawingml/2006/wordprocessingDrawing" xmlns:w10="urn:schemas-microsoft-com:office:word" xmlns:w="http://schemas.openxmlformats.org/wordprocessingml/2006/main" xmlns:w14="http://schemas.microsoft.com/office/word/2010/wordml" xmlns:w15="http://schemas.microsoft.com/office/word/2012/wordml" xmlns:w16cex="http://schemas.microsoft.com/office/word/2018/wordml/cex" xmlns:w16cid="http://schemas.microsoft.com/office/word/2016/wordml/cid" xmlns:w16="http://schemas.microsoft.com/office/word/2018/wordml" xmlns:w16du="http://schemas.microsoft.com/office/word/2023/wordml/word16du" xmlns:w16sdtdh="http://schemas.microsoft.com/office/word/2020/wordml/sdtdatahash" xmlns:w16sdtfl="http://schemas.microsoft.com/office/word/2024/wordml/sdtformatlock" xmlns:w16se="http://schemas.microsoft.com/office/word/2015/wordml/symex" xmlns:wpg="http://schemas.microsoft.com/office/word/2010/wordprocessingGroup" xmlns:wpi="http://schemas.microsoft.com/office/word/2010/wordprocessingInk" xmlns:wne="http://schemas.microsoft.com/office/word/2006/wordml" xmlns:wps="http://schemas.microsoft.com/office/word/2010/wordprocessingShape" mc:Ignorable="w14 w15 w16se w16cid w16 w16cex w16sdtdh w16sdtfl w16du wp14">
   <w:p>
     <w:pPr>
       <w:tabs>
@@ -1508,7 +1782,7 @@
 </file>
 
 <file path=word/footer3.xml><?xml version="1.0" encoding="utf-8"?>
-<w:ftr xmlns:wpc="http://schemas.microsoft.com/office/word/2010/wordprocessingCanvas" xmlns:cx="http://schemas.microsoft.com/office/drawing/2014/chartex" xmlns:cx1="http://schemas.microsoft.com/office/drawing/2015/9/8/chartex" xmlns:cx2="http://schemas.microsoft.com/office/drawing/2015/10/21/chartex" xmlns:cx3="http://schemas.microsoft.com/office/drawing/2016/5/9/chartex" xmlns:cx4="http://schemas.microsoft.com/office/drawing/2016/5/10/chartex" xmlns:cx5="http://schemas.microsoft.com/office/drawing/2016/5/11/chartex" xmlns:cx6="http://schemas.microsoft.com/office/drawing/2016/5/12/chartex" xmlns:cx7="http://schemas.microsoft.com/office/drawing/2016/5/13/chartex" xmlns:cx8="http://schemas.microsoft.com/office/drawing/2016/5/14/chartex" xmlns:mc="http://schemas.openxmlformats.org/markup-compatibility/2006" xmlns:aink="http://schemas.microsoft.com/office/drawing/2016/ink" xmlns:am3d="http://schemas.microsoft.com/office/drawing/2017/model3d" xmlns:o="urn:schemas-microsoft-com:office:office" xmlns:oel="http://schemas.microsoft.com/office/2019/extlst" xmlns:r="http://schemas.openxmlformats.org/officeDocument/2006/relationships" xmlns:m="http://schemas.openxmlformats.org/officeDocument/2006/math" xmlns:v="urn:schemas-microsoft-com:vml" xmlns:wp14="http://schemas.microsoft.com/office/word/2010/wordprocessingDrawing" xmlns:wp="http://schemas.openxmlformats.org/drawingml/2006/wordprocessingDrawing" xmlns:w10="urn:schemas-microsoft-com:office:word" xmlns:w="http://schemas.openxmlformats.org/wordprocessingml/2006/main" xmlns:w14="http://schemas.microsoft.com/office/word/2010/wordml" xmlns:w15="http://schemas.microsoft.com/office/word/2012/wordml" xmlns:w16cex="http://schemas.microsoft.com/office/word/2018/wordml/cex" xmlns:w16cid="http://schemas.microsoft.com/office/word/2016/wordml/cid" xmlns:w16="http://schemas.microsoft.com/office/word/2018/wordml" xmlns:w16sdtdh="http://schemas.microsoft.com/office/word/2020/wordml/sdtdatahash" xmlns:w16se="http://schemas.microsoft.com/office/word/2015/wordml/symex" xmlns:wpg="http://schemas.microsoft.com/office/word/2010/wordprocessingGroup" xmlns:wpi="http://schemas.microsoft.com/office/word/2010/wordprocessingInk" xmlns:wne="http://schemas.microsoft.com/office/word/2006/wordml" xmlns:wps="http://schemas.microsoft.com/office/word/2010/wordprocessingShape" mc:Ignorable="w14 w15 w16se w16cid w16 w16cex w16sdtdh wp14">
+<w:ftr xmlns:wpc="http://schemas.microsoft.com/office/word/2010/wordprocessingCanvas" xmlns:cx="http://schemas.microsoft.com/office/drawing/2014/chartex" xmlns:cx1="http://schemas.microsoft.com/office/drawing/2015/9/8/chartex" xmlns:cx2="http://schemas.microsoft.com/office/drawing/2015/10/21/chartex" xmlns:cx3="http://schemas.microsoft.com/office/drawing/2016/5/9/chartex" xmlns:cx4="http://schemas.microsoft.com/office/drawing/2016/5/10/chartex" xmlns:cx5="http://schemas.microsoft.com/office/drawing/2016/5/11/chartex" xmlns:cx6="http://schemas.microsoft.com/office/drawing/2016/5/12/chartex" xmlns:cx7="http://schemas.microsoft.com/office/drawing/2016/5/13/chartex" xmlns:cx8="http://schemas.microsoft.com/office/drawing/2016/5/14/chartex" xmlns:mc="http://schemas.openxmlformats.org/markup-compatibility/2006" xmlns:aink="http://schemas.microsoft.com/office/drawing/2016/ink" xmlns:am3d="http://schemas.microsoft.com/office/drawing/2017/model3d" xmlns:o="urn:schemas-microsoft-com:office:office" xmlns:oel="http://schemas.microsoft.com/office/2019/extlst" xmlns:r="http://schemas.openxmlformats.org/officeDocument/2006/relationships" xmlns:m="http://schemas.openxmlformats.org/officeDocument/2006/math" xmlns:v="urn:schemas-microsoft-com:vml" xmlns:wp14="http://schemas.microsoft.com/office/word/2010/wordprocessingDrawing" xmlns:wp="http://schemas.openxmlformats.org/drawingml/2006/wordprocessingDrawing" xmlns:w10="urn:schemas-microsoft-com:office:word" xmlns:w="http://schemas.openxmlformats.org/wordprocessingml/2006/main" xmlns:w14="http://schemas.microsoft.com/office/word/2010/wordml" xmlns:w15="http://schemas.microsoft.com/office/word/2012/wordml" xmlns:w16cex="http://schemas.microsoft.com/office/word/2018/wordml/cex" xmlns:w16cid="http://schemas.microsoft.com/office/word/2016/wordml/cid" xmlns:w16="http://schemas.microsoft.com/office/word/2018/wordml" xmlns:w16du="http://schemas.microsoft.com/office/word/2023/wordml/word16du" xmlns:w16sdtdh="http://schemas.microsoft.com/office/word/2020/wordml/sdtdatahash" xmlns:w16sdtfl="http://schemas.microsoft.com/office/word/2024/wordml/sdtformatlock" xmlns:w16se="http://schemas.microsoft.com/office/word/2015/wordml/symex" xmlns:wpg="http://schemas.microsoft.com/office/word/2010/wordprocessingGroup" xmlns:wpi="http://schemas.microsoft.com/office/word/2010/wordprocessingInk" xmlns:wne="http://schemas.microsoft.com/office/word/2006/wordml" xmlns:wps="http://schemas.microsoft.com/office/word/2010/wordprocessingShape" mc:Ignorable="w14 w15 w16se w16cid w16 w16cex w16sdtdh w16sdtfl w16du wp14">
   <w:p>
     <w:pPr>
       <w:tabs>
@@ -1624,7 +1898,7 @@
 </file>
 
 <file path=word/footnotes.xml><?xml version="1.0" encoding="utf-8"?>
-<w:footnotes xmlns:wpc="http://schemas.microsoft.com/office/word/2010/wordprocessingCanvas" xmlns:cx="http://schemas.microsoft.com/office/drawing/2014/chartex" xmlns:cx1="http://schemas.microsoft.com/office/drawing/2015/9/8/chartex" xmlns:cx2="http://schemas.microsoft.com/office/drawing/2015/10/21/chartex" xmlns:cx3="http://schemas.microsoft.com/office/drawing/2016/5/9/chartex" xmlns:cx4="http://schemas.microsoft.com/office/drawing/2016/5/10/chartex" xmlns:cx5="http://schemas.microsoft.com/office/drawing/2016/5/11/chartex" xmlns:cx6="http://schemas.microsoft.com/office/drawing/2016/5/12/chartex" xmlns:cx7="http://schemas.microsoft.com/office/drawing/2016/5/13/chartex" xmlns:cx8="http://schemas.microsoft.com/office/drawing/2016/5/14/chartex" xmlns:mc="http://schemas.openxmlformats.org/markup-compatibility/2006" xmlns:aink="http://schemas.microsoft.com/office/drawing/2016/ink" xmlns:am3d="http://schemas.microsoft.com/office/drawing/2017/model3d" xmlns:o="urn:schemas-microsoft-com:office:office" xmlns:oel="http://schemas.microsoft.com/office/2019/extlst" xmlns:r="http://schemas.openxmlformats.org/officeDocument/2006/relationships" xmlns:m="http://schemas.openxmlformats.org/officeDocument/2006/math" xmlns:v="urn:schemas-microsoft-com:vml" xmlns:wp14="http://schemas.microsoft.com/office/word/2010/wordprocessingDrawing" xmlns:wp="http://schemas.openxmlformats.org/drawingml/2006/wordprocessingDrawing" xmlns:w10="urn:schemas-microsoft-com:office:word" xmlns:w="http://schemas.openxmlformats.org/wordprocessingml/2006/main" xmlns:w14="http://schemas.microsoft.com/office/word/2010/wordml" xmlns:w15="http://schemas.microsoft.com/office/word/2012/wordml" xmlns:w16cex="http://schemas.microsoft.com/office/word/2018/wordml/cex" xmlns:w16cid="http://schemas.microsoft.com/office/word/2016/wordml/cid" xmlns:w16="http://schemas.microsoft.com/office/word/2018/wordml" xmlns:w16sdtdh="http://schemas.microsoft.com/office/word/2020/wordml/sdtdatahash" xmlns:w16se="http://schemas.microsoft.com/office/word/2015/wordml/symex" xmlns:wpg="http://schemas.microsoft.com/office/word/2010/wordprocessingGroup" xmlns:wpi="http://schemas.microsoft.com/office/word/2010/wordprocessingInk" xmlns:wne="http://schemas.microsoft.com/office/word/2006/wordml" xmlns:wps="http://schemas.microsoft.com/office/word/2010/wordprocessingShape" mc:Ignorable="w14 w15 w16se w16cid w16 w16cex w16sdtdh wp14">
+<w:footnotes xmlns:wpc="http://schemas.microsoft.com/office/word/2010/wordprocessingCanvas" xmlns:cx="http://schemas.microsoft.com/office/drawing/2014/chartex" xmlns:cx1="http://schemas.microsoft.com/office/drawing/2015/9/8/chartex" xmlns:cx2="http://schemas.microsoft.com/office/drawing/2015/10/21/chartex" xmlns:cx3="http://schemas.microsoft.com/office/drawing/2016/5/9/chartex" xmlns:cx4="http://schemas.microsoft.com/office/drawing/2016/5/10/chartex" xmlns:cx5="http://schemas.microsoft.com/office/drawing/2016/5/11/chartex" xmlns:cx6="http://schemas.microsoft.com/office/drawing/2016/5/12/chartex" xmlns:cx7="http://schemas.microsoft.com/office/drawing/2016/5/13/chartex" xmlns:cx8="http://schemas.microsoft.com/office/drawing/2016/5/14/chartex" xmlns:mc="http://schemas.openxmlformats.org/markup-compatibility/2006" xmlns:aink="http://schemas.microsoft.com/office/drawing/2016/ink" xmlns:am3d="http://schemas.microsoft.com/office/drawing/2017/model3d" xmlns:o="urn:schemas-microsoft-com:office:office" xmlns:oel="http://schemas.microsoft.com/office/2019/extlst" xmlns:r="http://schemas.openxmlformats.org/officeDocument/2006/relationships" xmlns:m="http://schemas.openxmlformats.org/officeDocument/2006/math" xmlns:v="urn:schemas-microsoft-com:vml" xmlns:wp14="http://schemas.microsoft.com/office/word/2010/wordprocessingDrawing" xmlns:wp="http://schemas.openxmlformats.org/drawingml/2006/wordprocessingDrawing" xmlns:w10="urn:schemas-microsoft-com:office:word" xmlns:w="http://schemas.openxmlformats.org/wordprocessingml/2006/main" xmlns:w14="http://schemas.microsoft.com/office/word/2010/wordml" xmlns:w15="http://schemas.microsoft.com/office/word/2012/wordml" xmlns:w16cex="http://schemas.microsoft.com/office/word/2018/wordml/cex" xmlns:w16cid="http://schemas.microsoft.com/office/word/2016/wordml/cid" xmlns:w16="http://schemas.microsoft.com/office/word/2018/wordml" xmlns:w16du="http://schemas.microsoft.com/office/word/2023/wordml/word16du" xmlns:w16sdtdh="http://schemas.microsoft.com/office/word/2020/wordml/sdtdatahash" xmlns:w16sdtfl="http://schemas.microsoft.com/office/word/2024/wordml/sdtformatlock" xmlns:w16se="http://schemas.microsoft.com/office/word/2015/wordml/symex" xmlns:wpg="http://schemas.microsoft.com/office/word/2010/wordprocessingGroup" xmlns:wpi="http://schemas.microsoft.com/office/word/2010/wordprocessingInk" xmlns:wne="http://schemas.microsoft.com/office/word/2006/wordml" xmlns:wps="http://schemas.microsoft.com/office/word/2010/wordprocessingShape" mc:Ignorable="w14 w15 w16se w16cid w16 w16cex w16sdtdh w16sdtfl w16du wp14">
   <w:footnote w:type="separator" w:id="-1">
     <w:p>
       <w:pPr>
@@ -1649,7 +1923,7 @@
 </file>
 
 <file path=word/header1.xml><?xml version="1.0" encoding="utf-8"?>
-<w:hdr xmlns:wpc="http://schemas.microsoft.com/office/word/2010/wordprocessingCanvas" xmlns:cx="http://schemas.microsoft.com/office/drawing/2014/chartex" xmlns:cx1="http://schemas.microsoft.com/office/drawing/2015/9/8/chartex" xmlns:cx2="http://schemas.microsoft.com/office/drawing/2015/10/21/chartex" xmlns:cx3="http://schemas.microsoft.com/office/drawing/2016/5/9/chartex" xmlns:cx4="http://schemas.microsoft.com/office/drawing/2016/5/10/chartex" xmlns:cx5="http://schemas.microsoft.com/office/drawing/2016/5/11/chartex" xmlns:cx6="http://schemas.microsoft.com/office/drawing/2016/5/12/chartex" xmlns:cx7="http://schemas.microsoft.com/office/drawing/2016/5/13/chartex" xmlns:cx8="http://schemas.microsoft.com/office/drawing/2016/5/14/chartex" xmlns:mc="http://schemas.openxmlformats.org/markup-compatibility/2006" xmlns:aink="http://schemas.microsoft.com/office/drawing/2016/ink" xmlns:am3d="http://schemas.microsoft.com/office/drawing/2017/model3d" xmlns:o="urn:schemas-microsoft-com:office:office" xmlns:oel="http://schemas.microsoft.com/office/2019/extlst" xmlns:r="http://schemas.openxmlformats.org/officeDocument/2006/relationships" xmlns:m="http://schemas.openxmlformats.org/officeDocument/2006/math" xmlns:v="urn:schemas-microsoft-com:vml" xmlns:wp14="http://schemas.microsoft.com/office/word/2010/wordprocessingDrawing" xmlns:wp="http://schemas.openxmlformats.org/drawingml/2006/wordprocessingDrawing" xmlns:w10="urn:schemas-microsoft-com:office:word" xmlns:w="http://schemas.openxmlformats.org/wordprocessingml/2006/main" xmlns:w14="http://schemas.microsoft.com/office/word/2010/wordml" xmlns:w15="http://schemas.microsoft.com/office/word/2012/wordml" xmlns:w16cex="http://schemas.microsoft.com/office/word/2018/wordml/cex" xmlns:w16cid="http://schemas.microsoft.com/office/word/2016/wordml/cid" xmlns:w16="http://schemas.microsoft.com/office/word/2018/wordml" xmlns:w16sdtdh="http://schemas.microsoft.com/office/word/2020/wordml/sdtdatahash" xmlns:w16se="http://schemas.microsoft.com/office/word/2015/wordml/symex" xmlns:wpg="http://schemas.microsoft.com/office/word/2010/wordprocessingGroup" xmlns:wpi="http://schemas.microsoft.com/office/word/2010/wordprocessingInk" xmlns:wne="http://schemas.microsoft.com/office/word/2006/wordml" xmlns:wps="http://schemas.microsoft.com/office/word/2010/wordprocessingShape" mc:Ignorable="w14 w15 w16se w16cid w16 w16cex w16sdtdh wp14">
+<w:hdr xmlns:wpc="http://schemas.microsoft.com/office/word/2010/wordprocessingCanvas" xmlns:cx="http://schemas.microsoft.com/office/drawing/2014/chartex" xmlns:cx1="http://schemas.microsoft.com/office/drawing/2015/9/8/chartex" xmlns:cx2="http://schemas.microsoft.com/office/drawing/2015/10/21/chartex" xmlns:cx3="http://schemas.microsoft.com/office/drawing/2016/5/9/chartex" xmlns:cx4="http://schemas.microsoft.com/office/drawing/2016/5/10/chartex" xmlns:cx5="http://schemas.microsoft.com/office/drawing/2016/5/11/chartex" xmlns:cx6="http://schemas.microsoft.com/office/drawing/2016/5/12/chartex" xmlns:cx7="http://schemas.microsoft.com/office/drawing/2016/5/13/chartex" xmlns:cx8="http://schemas.microsoft.com/office/drawing/2016/5/14/chartex" xmlns:mc="http://schemas.openxmlformats.org/markup-compatibility/2006" xmlns:aink="http://schemas.microsoft.com/office/drawing/2016/ink" xmlns:am3d="http://schemas.microsoft.com/office/drawing/2017/model3d" xmlns:o="urn:schemas-microsoft-com:office:office" xmlns:oel="http://schemas.microsoft.com/office/2019/extlst" xmlns:r="http://schemas.openxmlformats.org/officeDocument/2006/relationships" xmlns:m="http://schemas.openxmlformats.org/officeDocument/2006/math" xmlns:v="urn:schemas-microsoft-com:vml" xmlns:wp14="http://schemas.microsoft.com/office/word/2010/wordprocessingDrawing" xmlns:wp="http://schemas.openxmlformats.org/drawingml/2006/wordprocessingDrawing" xmlns:w10="urn:schemas-microsoft-com:office:word" xmlns:w="http://schemas.openxmlformats.org/wordprocessingml/2006/main" xmlns:w14="http://schemas.microsoft.com/office/word/2010/wordml" xmlns:w15="http://schemas.microsoft.com/office/word/2012/wordml" xmlns:w16cex="http://schemas.microsoft.com/office/word/2018/wordml/cex" xmlns:w16cid="http://schemas.microsoft.com/office/word/2016/wordml/cid" xmlns:w16="http://schemas.microsoft.com/office/word/2018/wordml" xmlns:w16du="http://schemas.microsoft.com/office/word/2023/wordml/word16du" xmlns:w16sdtdh="http://schemas.microsoft.com/office/word/2020/wordml/sdtdatahash" xmlns:w16sdtfl="http://schemas.microsoft.com/office/word/2024/wordml/sdtformatlock" xmlns:w16se="http://schemas.microsoft.com/office/word/2015/wordml/symex" xmlns:wpg="http://schemas.microsoft.com/office/word/2010/wordprocessingGroup" xmlns:wpi="http://schemas.microsoft.com/office/word/2010/wordprocessingInk" xmlns:wne="http://schemas.microsoft.com/office/word/2006/wordml" xmlns:wps="http://schemas.microsoft.com/office/word/2010/wordprocessingShape" mc:Ignorable="w14 w15 w16se w16cid w16 w16cex w16sdtdh w16sdtfl w16du wp14">
   <w:p>
     <w:pPr>
       <w:spacing w:after="0" w:line="259" w:lineRule="auto"/>
@@ -1790,7 +2064,7 @@
 </file>
 
 <file path=word/header2.xml><?xml version="1.0" encoding="utf-8"?>
-<w:hdr xmlns:wpc="http://schemas.microsoft.com/office/word/2010/wordprocessingCanvas" xmlns:cx="http://schemas.microsoft.com/office/drawing/2014/chartex" xmlns:cx1="http://schemas.microsoft.com/office/drawing/2015/9/8/chartex" xmlns:cx2="http://schemas.microsoft.com/office/drawing/2015/10/21/chartex" xmlns:cx3="http://schemas.microsoft.com/office/drawing/2016/5/9/chartex" xmlns:cx4="http://schemas.microsoft.com/office/drawing/2016/5/10/chartex" xmlns:cx5="http://schemas.microsoft.com/office/drawing/2016/5/11/chartex" xmlns:cx6="http://schemas.microsoft.com/office/drawing/2016/5/12/chartex" xmlns:cx7="http://schemas.microsoft.com/office/drawing/2016/5/13/chartex" xmlns:cx8="http://schemas.microsoft.com/office/drawing/2016/5/14/chartex" xmlns:mc="http://schemas.openxmlformats.org/markup-compatibility/2006" xmlns:aink="http://schemas.microsoft.com/office/drawing/2016/ink" xmlns:am3d="http://schemas.microsoft.com/office/drawing/2017/model3d" xmlns:o="urn:schemas-microsoft-com:office:office" xmlns:oel="http://schemas.microsoft.com/office/2019/extlst" xmlns:r="http://schemas.openxmlformats.org/officeDocument/2006/relationships" xmlns:m="http://schemas.openxmlformats.org/officeDocument/2006/math" xmlns:v="urn:schemas-microsoft-com:vml" xmlns:wp14="http://schemas.microsoft.com/office/word/2010/wordprocessingDrawing" xmlns:wp="http://schemas.openxmlformats.org/drawingml/2006/wordprocessingDrawing" xmlns:w10="urn:schemas-microsoft-com:office:word" xmlns:w="http://schemas.openxmlformats.org/wordprocessingml/2006/main" xmlns:w14="http://schemas.microsoft.com/office/word/2010/wordml" xmlns:w15="http://schemas.microsoft.com/office/word/2012/wordml" xmlns:w16cex="http://schemas.microsoft.com/office/word/2018/wordml/cex" xmlns:w16cid="http://schemas.microsoft.com/office/word/2016/wordml/cid" xmlns:w16="http://schemas.microsoft.com/office/word/2018/wordml" xmlns:w16sdtdh="http://schemas.microsoft.com/office/word/2020/wordml/sdtdatahash" xmlns:w16se="http://schemas.microsoft.com/office/word/2015/wordml/symex" xmlns:wpg="http://schemas.microsoft.com/office/word/2010/wordprocessingGroup" xmlns:wpi="http://schemas.microsoft.com/office/word/2010/wordprocessingInk" xmlns:wne="http://schemas.microsoft.com/office/word/2006/wordml" xmlns:wps="http://schemas.microsoft.com/office/word/2010/wordprocessingShape" mc:Ignorable="w14 w15 w16se w16cid w16 w16cex w16sdtdh wp14">
+<w:hdr xmlns:wpc="http://schemas.microsoft.com/office/word/2010/wordprocessingCanvas" xmlns:cx="http://schemas.microsoft.com/office/drawing/2014/chartex" xmlns:cx1="http://schemas.microsoft.com/office/drawing/2015/9/8/chartex" xmlns:cx2="http://schemas.microsoft.com/office/drawing/2015/10/21/chartex" xmlns:cx3="http://schemas.microsoft.com/office/drawing/2016/5/9/chartex" xmlns:cx4="http://schemas.microsoft.com/office/drawing/2016/5/10/chartex" xmlns:cx5="http://schemas.microsoft.com/office/drawing/2016/5/11/chartex" xmlns:cx6="http://schemas.microsoft.com/office/drawing/2016/5/12/chartex" xmlns:cx7="http://schemas.microsoft.com/office/drawing/2016/5/13/chartex" xmlns:cx8="http://schemas.microsoft.com/office/drawing/2016/5/14/chartex" xmlns:mc="http://schemas.openxmlformats.org/markup-compatibility/2006" xmlns:aink="http://schemas.microsoft.com/office/drawing/2016/ink" xmlns:am3d="http://schemas.microsoft.com/office/drawing/2017/model3d" xmlns:o="urn:schemas-microsoft-com:office:office" xmlns:oel="http://schemas.microsoft.com/office/2019/extlst" xmlns:r="http://schemas.openxmlformats.org/officeDocument/2006/relationships" xmlns:m="http://schemas.openxmlformats.org/officeDocument/2006/math" xmlns:v="urn:schemas-microsoft-com:vml" xmlns:wp14="http://schemas.microsoft.com/office/word/2010/wordprocessingDrawing" xmlns:wp="http://schemas.openxmlformats.org/drawingml/2006/wordprocessingDrawing" xmlns:w10="urn:schemas-microsoft-com:office:word" xmlns:w="http://schemas.openxmlformats.org/wordprocessingml/2006/main" xmlns:w14="http://schemas.microsoft.com/office/word/2010/wordml" xmlns:w15="http://schemas.microsoft.com/office/word/2012/wordml" xmlns:w16cex="http://schemas.microsoft.com/office/word/2018/wordml/cex" xmlns:w16cid="http://schemas.microsoft.com/office/word/2016/wordml/cid" xmlns:w16="http://schemas.microsoft.com/office/word/2018/wordml" xmlns:w16du="http://schemas.microsoft.com/office/word/2023/wordml/word16du" xmlns:w16sdtdh="http://schemas.microsoft.com/office/word/2020/wordml/sdtdatahash" xmlns:w16sdtfl="http://schemas.microsoft.com/office/word/2024/wordml/sdtformatlock" xmlns:w16se="http://schemas.microsoft.com/office/word/2015/wordml/symex" xmlns:wpg="http://schemas.microsoft.com/office/word/2010/wordprocessingGroup" xmlns:wpi="http://schemas.microsoft.com/office/word/2010/wordprocessingInk" xmlns:wne="http://schemas.microsoft.com/office/word/2006/wordml" xmlns:wps="http://schemas.microsoft.com/office/word/2010/wordprocessingShape" mc:Ignorable="w14 w15 w16se w16cid w16 w16cex w16sdtdh w16sdtfl w16du wp14">
   <w:p>
     <w:pPr>
       <w:spacing w:after="0" w:line="259" w:lineRule="auto"/>
@@ -1931,7 +2205,7 @@
 </file>
 
 <file path=word/header3.xml><?xml version="1.0" encoding="utf-8"?>
-<w:hdr xmlns:wpc="http://schemas.microsoft.com/office/word/2010/wordprocessingCanvas" xmlns:cx="http://schemas.microsoft.com/office/drawing/2014/chartex" xmlns:cx1="http://schemas.microsoft.com/office/drawing/2015/9/8/chartex" xmlns:cx2="http://schemas.microsoft.com/office/drawing/2015/10/21/chartex" xmlns:cx3="http://schemas.microsoft.com/office/drawing/2016/5/9/chartex" xmlns:cx4="http://schemas.microsoft.com/office/drawing/2016/5/10/chartex" xmlns:cx5="http://schemas.microsoft.com/office/drawing/2016/5/11/chartex" xmlns:cx6="http://schemas.microsoft.com/office/drawing/2016/5/12/chartex" xmlns:cx7="http://schemas.microsoft.com/office/drawing/2016/5/13/chartex" xmlns:cx8="http://schemas.microsoft.com/office/drawing/2016/5/14/chartex" xmlns:mc="http://schemas.openxmlformats.org/markup-compatibility/2006" xmlns:aink="http://schemas.microsoft.com/office/drawing/2016/ink" xmlns:am3d="http://schemas.microsoft.com/office/drawing/2017/model3d" xmlns:o="urn:schemas-microsoft-com:office:office" xmlns:oel="http://schemas.microsoft.com/office/2019/extlst" xmlns:r="http://schemas.openxmlformats.org/officeDocument/2006/relationships" xmlns:m="http://schemas.openxmlformats.org/officeDocument/2006/math" xmlns:v="urn:schemas-microsoft-com:vml" xmlns:wp14="http://schemas.microsoft.com/office/word/2010/wordprocessingDrawing" xmlns:wp="http://schemas.openxmlformats.org/drawingml/2006/wordprocessingDrawing" xmlns:w10="urn:schemas-microsoft-com:office:word" xmlns:w="http://schemas.openxmlformats.org/wordprocessingml/2006/main" xmlns:w14="http://schemas.microsoft.com/office/word/2010/wordml" xmlns:w15="http://schemas.microsoft.com/office/word/2012/wordml" xmlns:w16cex="http://schemas.microsoft.com/office/word/2018/wordml/cex" xmlns:w16cid="http://schemas.microsoft.com/office/word/2016/wordml/cid" xmlns:w16="http://schemas.microsoft.com/office/word/2018/wordml" xmlns:w16sdtdh="http://schemas.microsoft.com/office/word/2020/wordml/sdtdatahash" xmlns:w16se="http://schemas.microsoft.com/office/word/2015/wordml/symex" xmlns:wpg="http://schemas.microsoft.com/office/word/2010/wordprocessingGroup" xmlns:wpi="http://schemas.microsoft.com/office/word/2010/wordprocessingInk" xmlns:wne="http://schemas.microsoft.com/office/word/2006/wordml" xmlns:wps="http://schemas.microsoft.com/office/word/2010/wordprocessingShape" mc:Ignorable="w14 w15 w16se w16cid w16 w16cex w16sdtdh wp14">
+<w:hdr xmlns:wpc="http://schemas.microsoft.com/office/word/2010/wordprocessingCanvas" xmlns:cx="http://schemas.microsoft.com/office/drawing/2014/chartex" xmlns:cx1="http://schemas.microsoft.com/office/drawing/2015/9/8/chartex" xmlns:cx2="http://schemas.microsoft.com/office/drawing/2015/10/21/chartex" xmlns:cx3="http://schemas.microsoft.com/office/drawing/2016/5/9/chartex" xmlns:cx4="http://schemas.microsoft.com/office/drawing/2016/5/10/chartex" xmlns:cx5="http://schemas.microsoft.com/office/drawing/2016/5/11/chartex" xmlns:cx6="http://schemas.microsoft.com/office/drawing/2016/5/12/chartex" xmlns:cx7="http://schemas.microsoft.com/office/drawing/2016/5/13/chartex" xmlns:cx8="http://schemas.microsoft.com/office/drawing/2016/5/14/chartex" xmlns:mc="http://schemas.openxmlformats.org/markup-compatibility/2006" xmlns:aink="http://schemas.microsoft.com/office/drawing/2016/ink" xmlns:am3d="http://schemas.microsoft.com/office/drawing/2017/model3d" xmlns:o="urn:schemas-microsoft-com:office:office" xmlns:oel="http://schemas.microsoft.com/office/2019/extlst" xmlns:r="http://schemas.openxmlformats.org/officeDocument/2006/relationships" xmlns:m="http://schemas.openxmlformats.org/officeDocument/2006/math" xmlns:v="urn:schemas-microsoft-com:vml" xmlns:wp14="http://schemas.microsoft.com/office/word/2010/wordprocessingDrawing" xmlns:wp="http://schemas.openxmlformats.org/drawingml/2006/wordprocessingDrawing" xmlns:w10="urn:schemas-microsoft-com:office:word" xmlns:w="http://schemas.openxmlformats.org/wordprocessingml/2006/main" xmlns:w14="http://schemas.microsoft.com/office/word/2010/wordml" xmlns:w15="http://schemas.microsoft.com/office/word/2012/wordml" xmlns:w16cex="http://schemas.microsoft.com/office/word/2018/wordml/cex" xmlns:w16cid="http://schemas.microsoft.com/office/word/2016/wordml/cid" xmlns:w16="http://schemas.microsoft.com/office/word/2018/wordml" xmlns:w16du="http://schemas.microsoft.com/office/word/2023/wordml/word16du" xmlns:w16sdtdh="http://schemas.microsoft.com/office/word/2020/wordml/sdtdatahash" xmlns:w16sdtfl="http://schemas.microsoft.com/office/word/2024/wordml/sdtformatlock" xmlns:w16se="http://schemas.microsoft.com/office/word/2015/wordml/symex" xmlns:wpg="http://schemas.microsoft.com/office/word/2010/wordprocessingGroup" xmlns:wpi="http://schemas.microsoft.com/office/word/2010/wordprocessingInk" xmlns:wne="http://schemas.microsoft.com/office/word/2006/wordml" xmlns:wps="http://schemas.microsoft.com/office/word/2010/wordprocessingShape" mc:Ignorable="w14 w15 w16se w16cid w16 w16cex w16sdtdh w16sdtfl w16du wp14">
   <w:p>
     <w:pPr>
       <w:spacing w:after="0" w:line="259" w:lineRule="auto"/>
@@ -2072,7 +2346,7 @@
 </file>
 
 <file path=word/styles.xml><?xml version="1.0" encoding="utf-8"?>
-<w:styles xmlns:mc="http://schemas.openxmlformats.org/markup-compatibility/2006" xmlns:r="http://schemas.openxmlformats.org/officeDocument/2006/relationships" xmlns:w="http://schemas.openxmlformats.org/wordprocessingml/2006/main" xmlns:w14="http://schemas.microsoft.com/office/word/2010/wordml" xmlns:w15="http://schemas.microsoft.com/office/word/2012/wordml" xmlns:w16cex="http://schemas.microsoft.com/office/word/2018/wordml/cex" xmlns:w16cid="http://schemas.microsoft.com/office/word/2016/wordml/cid" xmlns:w16="http://schemas.microsoft.com/office/word/2018/wordml" xmlns:w16sdtdh="http://schemas.microsoft.com/office/word/2020/wordml/sdtdatahash" xmlns:w16se="http://schemas.microsoft.com/office/word/2015/wordml/symex" mc:Ignorable="w14 w15 w16se w16cid w16 w16cex w16sdtdh">
+<w:styles xmlns:mc="http://schemas.openxmlformats.org/markup-compatibility/2006" xmlns:r="http://schemas.openxmlformats.org/officeDocument/2006/relationships" xmlns:w="http://schemas.openxmlformats.org/wordprocessingml/2006/main" xmlns:w14="http://schemas.microsoft.com/office/word/2010/wordml" xmlns:w15="http://schemas.microsoft.com/office/word/2012/wordml" xmlns:w16cex="http://schemas.microsoft.com/office/word/2018/wordml/cex" xmlns:w16cid="http://schemas.microsoft.com/office/word/2016/wordml/cid" xmlns:w16="http://schemas.microsoft.com/office/word/2018/wordml" xmlns:w16du="http://schemas.microsoft.com/office/word/2023/wordml/word16du" xmlns:w16sdtdh="http://schemas.microsoft.com/office/word/2020/wordml/sdtdatahash" xmlns:w16sdtfl="http://schemas.microsoft.com/office/word/2024/wordml/sdtformatlock" xmlns:w16se="http://schemas.microsoft.com/office/word/2015/wordml/symex" mc:Ignorable="w14 w15 w16se w16cid w16 w16cex w16sdtdh w16sdtfl w16du">
   <w:docDefaults>
     <w:rPrDefault>
       <w:rPr>

--- a/documentos/Entrega 2/Cálculo 1/Projeto Calculo PI.docx
+++ b/documentos/Entrega 2/Cálculo 1/Projeto Calculo PI.docx
@@ -1122,6 +1122,9 @@
         <w:ind w:left="10" w:firstLine="698"/>
       </w:pPr>
       <w:r>
+        <w:rPr>
+          <w:noProof/>
+        </w:rPr>
         <w:drawing>
           <wp:anchor distT="0" distB="0" distL="114300" distR="114300" simplePos="0" relativeHeight="251668480" behindDoc="0" locked="0" layoutInCell="1" allowOverlap="1" wp14:anchorId="27AEC491" wp14:editId="7BD56CC5">
             <wp:simplePos x="0" y="0"/>
@@ -1179,6 +1182,9 @@
         </w:drawing>
       </w:r>
       <w:r>
+        <w:rPr>
+          <w:noProof/>
+        </w:rPr>
         <w:drawing>
           <wp:anchor distT="0" distB="0" distL="114300" distR="114300" simplePos="0" relativeHeight="251669504" behindDoc="0" locked="0" layoutInCell="1" allowOverlap="1" wp14:anchorId="37FA3E06" wp14:editId="24EB56A8">
             <wp:simplePos x="0" y="0"/>
@@ -1272,6 +1278,9 @@
         <w:ind w:left="718" w:firstLine="0"/>
       </w:pPr>
       <w:r>
+        <w:rPr>
+          <w:noProof/>
+        </w:rPr>
         <w:drawing>
           <wp:anchor distT="0" distB="0" distL="114300" distR="114300" simplePos="0" relativeHeight="251671552" behindDoc="0" locked="0" layoutInCell="1" allowOverlap="1" wp14:anchorId="1C855EB7" wp14:editId="0F682113">
             <wp:simplePos x="0" y="0"/>
@@ -1363,6 +1372,9 @@
         <w:ind w:left="10"/>
       </w:pPr>
       <w:r>
+        <w:rPr>
+          <w:noProof/>
+        </w:rPr>
         <w:drawing>
           <wp:anchor distT="0" distB="0" distL="114300" distR="114300" simplePos="0" relativeHeight="251670528" behindDoc="0" locked="0" layoutInCell="1" allowOverlap="1" wp14:anchorId="6B19A247" wp14:editId="3447B603">
             <wp:simplePos x="0" y="0"/>
@@ -1414,18 +1426,921 @@
         </w:drawing>
       </w:r>
     </w:p>
-    <w:p>
-      <w:pPr>
-        <w:pStyle w:val="Ttulo1"/>
-        <w:ind w:left="10"/>
-      </w:pPr>
-    </w:p>
     <w:p/>
-    <w:p>
-      <w:pPr>
-        <w:pStyle w:val="Ttulo1"/>
-        <w:ind w:left="10"/>
-      </w:pPr>
+    <w:p/>
+    <w:p>
+      <w:pPr>
+        <w:rPr>
+          <w:b/>
+          <w:bCs/>
+          <w:sz w:val="26"/>
+          <w:szCs w:val="26"/>
+        </w:rPr>
+      </w:pPr>
+      <w:r>
+        <w:rPr>
+          <w:b/>
+          <w:bCs/>
+          <w:sz w:val="26"/>
+          <w:szCs w:val="26"/>
+        </w:rPr>
+        <w:t>Gráfico 1</w:t>
+      </w:r>
+    </w:p>
+    <w:p>
+      <w:pPr>
+        <w:ind w:firstLine="556"/>
+        <w:rPr>
+          <w:b/>
+          <w:bCs/>
+        </w:rPr>
+      </w:pPr>
+      <w:r>
+        <w:rPr>
+          <w:b/>
+          <w:bCs/>
+        </w:rPr>
+        <w:t xml:space="preserve">Comportamento da função à esquerda e à direita de </w:t>
+      </w:r>
+      <m:oMath>
+        <m:r>
+          <m:rPr>
+            <m:sty m:val="bi"/>
+          </m:rPr>
+          <w:rPr>
+            <w:rFonts w:ascii="Cambria Math" w:hAnsi="Cambria Math"/>
+          </w:rPr>
+          <m:t>x=2</m:t>
+        </m:r>
+      </m:oMath>
+    </w:p>
+    <w:p>
+      <w:pPr>
+        <w:ind w:firstLine="556"/>
+      </w:pPr>
+      <w:r>
+        <w:t xml:space="preserve">Quando os valores de </w:t>
+      </w:r>
+      <m:oMath>
+        <m:r>
+          <w:rPr>
+            <w:rFonts w:ascii="Cambria Math" w:hAnsi="Cambria Math"/>
+          </w:rPr>
+          <m:t>x</m:t>
+        </m:r>
+        <m:r>
+          <w:rPr>
+            <w:rFonts w:ascii="Cambria Math" w:hAnsi="Cambria Math"/>
+          </w:rPr>
+          <m:t xml:space="preserve"> </m:t>
+        </m:r>
+      </m:oMath>
+      <w:r>
+        <w:t xml:space="preserve">se aproximam de </w:t>
+      </w:r>
+      <m:oMath>
+        <m:r>
+          <w:rPr>
+            <w:rFonts w:ascii="Cambria Math" w:hAnsi="Cambria Math"/>
+          </w:rPr>
+          <m:t>2</m:t>
+        </m:r>
+      </m:oMath>
+      <w:r>
+        <w:t xml:space="preserve"> </w:t>
+      </w:r>
+      <w:r>
+        <w:t>pela esquerda (</w:t>
+      </w:r>
+      <m:oMath>
+        <m:r>
+          <w:rPr>
+            <w:rFonts w:ascii="Cambria Math" w:hAnsi="Cambria Math"/>
+          </w:rPr>
+          <m:t>x→</m:t>
+        </m:r>
+        <m:sSup>
+          <m:sSupPr>
+            <m:ctrlPr>
+              <w:rPr>
+                <w:rFonts w:ascii="Cambria Math" w:hAnsi="Cambria Math"/>
+              </w:rPr>
+            </m:ctrlPr>
+          </m:sSupPr>
+          <m:e>
+            <m:r>
+              <w:rPr>
+                <w:rFonts w:ascii="Cambria Math" w:hAnsi="Cambria Math"/>
+              </w:rPr>
+              <m:t>2</m:t>
+            </m:r>
+          </m:e>
+          <m:sup>
+            <m:r>
+              <w:rPr>
+                <w:rFonts w:ascii="Cambria Math" w:hAnsi="Cambria Math"/>
+              </w:rPr>
+              <m:t>-</m:t>
+            </m:r>
+          </m:sup>
+        </m:sSup>
+      </m:oMath>
+      <w:r>
+        <w:t xml:space="preserve">), os valores da função se aproximam de </w:t>
+      </w:r>
+      <m:oMath>
+        <m:r>
+          <w:rPr>
+            <w:rFonts w:ascii="Cambria Math" w:hAnsi="Cambria Math"/>
+          </w:rPr>
+          <m:t>-1</m:t>
+        </m:r>
+      </m:oMath>
+      <w:r>
+        <w:t>.</w:t>
+      </w:r>
+    </w:p>
+    <w:p>
+      <w:pPr>
+        <w:rPr>
+          <w:sz w:val="32"/>
+          <w:szCs w:val="32"/>
+        </w:rPr>
+      </w:pPr>
+      <m:oMathPara>
+        <m:oMath>
+          <m:limLow>
+            <m:limLowPr>
+              <m:ctrlPr>
+                <w:rPr>
+                  <w:rFonts w:ascii="Cambria Math" w:hAnsi="Cambria Math"/>
+                  <w:sz w:val="32"/>
+                  <w:szCs w:val="32"/>
+                </w:rPr>
+              </m:ctrlPr>
+            </m:limLowPr>
+            <m:e>
+              <m:r>
+                <m:rPr>
+                  <m:sty m:val="p"/>
+                </m:rPr>
+                <w:rPr>
+                  <w:rFonts w:ascii="Cambria Math" w:hAnsi="Cambria Math"/>
+                  <w:sz w:val="32"/>
+                  <w:szCs w:val="32"/>
+                </w:rPr>
+                <m:t>lim</m:t>
+              </m:r>
+              <m:r>
+                <w:rPr>
+                  <w:rFonts w:ascii="Cambria Math" w:hAnsi="Cambria Math"/>
+                  <w:sz w:val="32"/>
+                  <w:szCs w:val="32"/>
+                </w:rPr>
+                <m:t>⁡</m:t>
+              </m:r>
+            </m:e>
+            <m:lim>
+              <m:r>
+                <w:rPr>
+                  <w:rFonts w:ascii="Cambria Math" w:hAnsi="Cambria Math"/>
+                  <w:sz w:val="32"/>
+                  <w:szCs w:val="32"/>
+                </w:rPr>
+                <m:t>x→</m:t>
+              </m:r>
+              <m:sSup>
+                <m:sSupPr>
+                  <m:ctrlPr>
+                    <w:rPr>
+                      <w:rFonts w:ascii="Cambria Math" w:hAnsi="Cambria Math"/>
+                      <w:sz w:val="32"/>
+                      <w:szCs w:val="32"/>
+                    </w:rPr>
+                  </m:ctrlPr>
+                </m:sSupPr>
+                <m:e>
+                  <m:r>
+                    <w:rPr>
+                      <w:rFonts w:ascii="Cambria Math" w:hAnsi="Cambria Math"/>
+                      <w:sz w:val="32"/>
+                      <w:szCs w:val="32"/>
+                    </w:rPr>
+                    <m:t>2</m:t>
+                  </m:r>
+                </m:e>
+                <m:sup>
+                  <m:r>
+                    <w:rPr>
+                      <w:rFonts w:ascii="Cambria Math" w:hAnsi="Cambria Math"/>
+                      <w:sz w:val="32"/>
+                      <w:szCs w:val="32"/>
+                    </w:rPr>
+                    <m:t>-</m:t>
+                  </m:r>
+                </m:sup>
+              </m:sSup>
+            </m:lim>
+          </m:limLow>
+          <m:r>
+            <w:rPr>
+              <w:rFonts w:ascii="Cambria Math" w:hAnsi="Cambria Math"/>
+              <w:sz w:val="32"/>
+              <w:szCs w:val="32"/>
+            </w:rPr>
+            <m:t>f(x)=-1</m:t>
+          </m:r>
+          <m:r>
+            <w:rPr>
+              <w:i/>
+              <w:sz w:val="32"/>
+              <w:szCs w:val="32"/>
+            </w:rPr>
+            <w:br/>
+          </m:r>
+        </m:oMath>
+      </m:oMathPara>
+    </w:p>
+    <w:p>
+      <w:pPr>
+        <w:ind w:firstLine="556"/>
+      </w:pPr>
+      <w:r>
+        <w:t xml:space="preserve">Quando os valores de </w:t>
+      </w:r>
+      <m:oMath>
+        <m:r>
+          <w:rPr>
+            <w:rFonts w:ascii="Cambria Math" w:hAnsi="Cambria Math"/>
+          </w:rPr>
+          <m:t>x</m:t>
+        </m:r>
+      </m:oMath>
+      <w:r>
+        <w:t xml:space="preserve"> </w:t>
+      </w:r>
+      <w:r>
+        <w:t xml:space="preserve">se aproximam de </w:t>
+      </w:r>
+      <m:oMath>
+        <m:r>
+          <w:rPr>
+            <w:rFonts w:ascii="Cambria Math" w:hAnsi="Cambria Math"/>
+          </w:rPr>
+          <m:t>2</m:t>
+        </m:r>
+      </m:oMath>
+      <w:r>
+        <w:t xml:space="preserve"> </w:t>
+      </w:r>
+      <w:r>
+        <w:t>pela direita (</w:t>
+      </w:r>
+      <m:oMath>
+        <m:r>
+          <w:rPr>
+            <w:rFonts w:ascii="Cambria Math" w:hAnsi="Cambria Math"/>
+          </w:rPr>
+          <m:t>x→</m:t>
+        </m:r>
+        <m:sSup>
+          <m:sSupPr>
+            <m:ctrlPr>
+              <w:rPr>
+                <w:rFonts w:ascii="Cambria Math" w:hAnsi="Cambria Math"/>
+              </w:rPr>
+            </m:ctrlPr>
+          </m:sSupPr>
+          <m:e>
+            <m:r>
+              <w:rPr>
+                <w:rFonts w:ascii="Cambria Math" w:hAnsi="Cambria Math"/>
+              </w:rPr>
+              <m:t>2</m:t>
+            </m:r>
+          </m:e>
+          <m:sup>
+            <m:r>
+              <w:rPr>
+                <w:rFonts w:ascii="Cambria Math" w:hAnsi="Cambria Math"/>
+              </w:rPr>
+              <m:t>+</m:t>
+            </m:r>
+          </m:sup>
+        </m:sSup>
+      </m:oMath>
+      <w:r>
+        <w:t xml:space="preserve">), os valores da função também se aproximam de </w:t>
+      </w:r>
+      <m:oMath>
+        <m:r>
+          <w:rPr>
+            <w:rFonts w:ascii="Cambria Math" w:hAnsi="Cambria Math"/>
+          </w:rPr>
+          <m:t>-1</m:t>
+        </m:r>
+      </m:oMath>
+      <w:r>
+        <w:t>.</w:t>
+      </w:r>
+    </w:p>
+    <w:p>
+      <w:pPr>
+        <w:rPr>
+          <w:sz w:val="32"/>
+          <w:szCs w:val="32"/>
+        </w:rPr>
+      </w:pPr>
+      <m:oMathPara>
+        <m:oMath>
+          <m:limLow>
+            <m:limLowPr>
+              <m:ctrlPr>
+                <w:rPr>
+                  <w:rFonts w:ascii="Cambria Math" w:hAnsi="Cambria Math"/>
+                  <w:sz w:val="32"/>
+                  <w:szCs w:val="32"/>
+                </w:rPr>
+              </m:ctrlPr>
+            </m:limLowPr>
+            <m:e>
+              <m:r>
+                <m:rPr>
+                  <m:sty m:val="p"/>
+                </m:rPr>
+                <w:rPr>
+                  <w:rFonts w:ascii="Cambria Math" w:hAnsi="Cambria Math"/>
+                  <w:sz w:val="32"/>
+                  <w:szCs w:val="32"/>
+                </w:rPr>
+                <m:t>lim</m:t>
+              </m:r>
+              <m:r>
+                <w:rPr>
+                  <w:rFonts w:ascii="Cambria Math" w:hAnsi="Cambria Math"/>
+                  <w:sz w:val="32"/>
+                  <w:szCs w:val="32"/>
+                </w:rPr>
+                <m:t>⁡</m:t>
+              </m:r>
+            </m:e>
+            <m:lim>
+              <m:r>
+                <w:rPr>
+                  <w:rFonts w:ascii="Cambria Math" w:hAnsi="Cambria Math"/>
+                  <w:sz w:val="32"/>
+                  <w:szCs w:val="32"/>
+                </w:rPr>
+                <m:t>x→</m:t>
+              </m:r>
+              <m:sSup>
+                <m:sSupPr>
+                  <m:ctrlPr>
+                    <w:rPr>
+                      <w:rFonts w:ascii="Cambria Math" w:hAnsi="Cambria Math"/>
+                      <w:sz w:val="32"/>
+                      <w:szCs w:val="32"/>
+                    </w:rPr>
+                  </m:ctrlPr>
+                </m:sSupPr>
+                <m:e>
+                  <m:r>
+                    <w:rPr>
+                      <w:rFonts w:ascii="Cambria Math" w:hAnsi="Cambria Math"/>
+                      <w:sz w:val="32"/>
+                      <w:szCs w:val="32"/>
+                    </w:rPr>
+                    <m:t>2</m:t>
+                  </m:r>
+                </m:e>
+                <m:sup>
+                  <m:r>
+                    <w:rPr>
+                      <w:rFonts w:ascii="Cambria Math" w:hAnsi="Cambria Math"/>
+                      <w:sz w:val="32"/>
+                      <w:szCs w:val="32"/>
+                    </w:rPr>
+                    <m:t>+</m:t>
+                  </m:r>
+                </m:sup>
+              </m:sSup>
+            </m:lim>
+          </m:limLow>
+          <m:r>
+            <w:rPr>
+              <w:rFonts w:ascii="Cambria Math" w:hAnsi="Cambria Math"/>
+              <w:sz w:val="32"/>
+              <w:szCs w:val="32"/>
+            </w:rPr>
+            <m:t>f(x)=-1</m:t>
+          </m:r>
+          <m:r>
+            <w:rPr>
+              <w:i/>
+              <w:sz w:val="32"/>
+              <w:szCs w:val="32"/>
+            </w:rPr>
+            <w:br/>
+          </m:r>
+        </m:oMath>
+      </m:oMathPara>
+    </w:p>
+    <w:p>
+      <w:pPr>
+        <w:ind w:firstLine="556"/>
+      </w:pPr>
+      <w:r>
+        <w:t>Assim, a função tende ao mesmo valor pelos dois lados.</w:t>
+      </w:r>
+      <w:r>
+        <w:t xml:space="preserve"> Significando que o limite existe.</w:t>
+      </w:r>
+    </w:p>
+    <w:p>
+      <w:pPr>
+        <w:ind w:firstLine="556"/>
+      </w:pPr>
+      <w:r>
+        <w:t>Com base no gráfico é possível visualizar que tem um ponto na linha linear em que a um círculo aberto indicando que aquele valor é o limite por ambos os lados.</w:t>
+      </w:r>
+    </w:p>
+    <w:p/>
+    <w:p>
+      <w:pPr>
+        <w:rPr>
+          <w:b/>
+          <w:bCs/>
+        </w:rPr>
+      </w:pPr>
+    </w:p>
+    <w:p>
+      <w:pPr>
+        <w:rPr>
+          <w:b/>
+          <w:bCs/>
+        </w:rPr>
+      </w:pPr>
+    </w:p>
+    <w:p>
+      <w:pPr>
+        <w:rPr>
+          <w:b/>
+          <w:bCs/>
+        </w:rPr>
+      </w:pPr>
+    </w:p>
+    <w:p>
+      <w:pPr>
+        <w:rPr>
+          <w:b/>
+          <w:bCs/>
+        </w:rPr>
+      </w:pPr>
+    </w:p>
+    <w:p>
+      <w:pPr>
+        <w:rPr>
+          <w:b/>
+          <w:bCs/>
+          <w:sz w:val="26"/>
+          <w:szCs w:val="26"/>
+        </w:rPr>
+      </w:pPr>
+      <w:r>
+        <w:rPr>
+          <w:b/>
+          <w:bCs/>
+          <w:sz w:val="26"/>
+          <w:szCs w:val="26"/>
+        </w:rPr>
+        <w:t>Gráfico 2</w:t>
+      </w:r>
+    </w:p>
+    <w:p>
+      <w:pPr>
+        <w:ind w:firstLine="556"/>
+        <w:rPr>
+          <w:b/>
+          <w:bCs/>
+        </w:rPr>
+      </w:pPr>
+      <w:r>
+        <w:rPr>
+          <w:b/>
+          <w:bCs/>
+        </w:rPr>
+        <w:t xml:space="preserve">Comportamento da função à esquerda e à direita de </w:t>
+      </w:r>
+      <m:oMath>
+        <m:r>
+          <m:rPr>
+            <m:sty m:val="bi"/>
+          </m:rPr>
+          <w:rPr>
+            <w:rFonts w:ascii="Cambria Math" w:hAnsi="Cambria Math"/>
+          </w:rPr>
+          <m:t>x=3</m:t>
+        </m:r>
+      </m:oMath>
+    </w:p>
+    <w:p>
+      <w:r>
+        <w:t xml:space="preserve">Quando os valores de </w:t>
+      </w:r>
+      <m:oMath>
+        <m:r>
+          <w:rPr>
+            <w:rFonts w:ascii="Cambria Math" w:hAnsi="Cambria Math"/>
+          </w:rPr>
+          <m:t>x</m:t>
+        </m:r>
+        <m:r>
+          <w:rPr>
+            <w:rFonts w:ascii="Cambria Math" w:hAnsi="Cambria Math"/>
+          </w:rPr>
+          <m:t xml:space="preserve"> </m:t>
+        </m:r>
+      </m:oMath>
+      <w:r>
+        <w:t xml:space="preserve">se aproximam de </w:t>
+      </w:r>
+      <m:oMath>
+        <m:r>
+          <w:rPr>
+            <w:rFonts w:ascii="Cambria Math" w:hAnsi="Cambria Math"/>
+          </w:rPr>
+          <m:t>3</m:t>
+        </m:r>
+        <m:r>
+          <w:rPr>
+            <w:rFonts w:ascii="Cambria Math" w:hAnsi="Cambria Math"/>
+          </w:rPr>
+          <m:t xml:space="preserve">  </m:t>
+        </m:r>
+      </m:oMath>
+      <w:r>
+        <w:t>pela esquerda (</w:t>
+      </w:r>
+      <m:oMath>
+        <m:r>
+          <w:rPr>
+            <w:rFonts w:ascii="Cambria Math" w:hAnsi="Cambria Math"/>
+          </w:rPr>
+          <m:t>x→</m:t>
+        </m:r>
+        <m:sSup>
+          <m:sSupPr>
+            <m:ctrlPr>
+              <w:rPr>
+                <w:rFonts w:ascii="Cambria Math" w:hAnsi="Cambria Math"/>
+              </w:rPr>
+            </m:ctrlPr>
+          </m:sSupPr>
+          <m:e>
+            <m:r>
+              <w:rPr>
+                <w:rFonts w:ascii="Cambria Math" w:hAnsi="Cambria Math"/>
+              </w:rPr>
+              <m:t>3</m:t>
+            </m:r>
+          </m:e>
+          <m:sup>
+            <m:r>
+              <w:rPr>
+                <w:rFonts w:ascii="Cambria Math" w:hAnsi="Cambria Math"/>
+              </w:rPr>
+              <m:t>-</m:t>
+            </m:r>
+          </m:sup>
+        </m:sSup>
+      </m:oMath>
+      <w:r>
+        <w:t xml:space="preserve">), os valores da função se aproximam de </w:t>
+      </w:r>
+      <m:oMath>
+        <m:r>
+          <w:rPr>
+            <w:rFonts w:ascii="Cambria Math" w:hAnsi="Cambria Math"/>
+          </w:rPr>
+          <m:t>7</m:t>
+        </m:r>
+      </m:oMath>
+      <w:r>
+        <w:t>.</w:t>
+      </w:r>
+    </w:p>
+    <w:p>
+      <w:pPr>
+        <w:rPr>
+          <w:sz w:val="32"/>
+          <w:szCs w:val="32"/>
+        </w:rPr>
+      </w:pPr>
+      <m:oMathPara>
+        <m:oMath>
+          <m:limLow>
+            <m:limLowPr>
+              <m:ctrlPr>
+                <w:rPr>
+                  <w:rFonts w:ascii="Cambria Math" w:hAnsi="Cambria Math"/>
+                  <w:sz w:val="32"/>
+                  <w:szCs w:val="32"/>
+                </w:rPr>
+              </m:ctrlPr>
+            </m:limLowPr>
+            <m:e>
+              <m:r>
+                <m:rPr>
+                  <m:sty m:val="p"/>
+                </m:rPr>
+                <w:rPr>
+                  <w:rFonts w:ascii="Cambria Math" w:hAnsi="Cambria Math"/>
+                  <w:sz w:val="32"/>
+                  <w:szCs w:val="32"/>
+                </w:rPr>
+                <m:t>lim</m:t>
+              </m:r>
+              <m:r>
+                <w:rPr>
+                  <w:rFonts w:ascii="Cambria Math" w:hAnsi="Cambria Math"/>
+                  <w:sz w:val="32"/>
+                  <w:szCs w:val="32"/>
+                </w:rPr>
+                <m:t>⁡</m:t>
+              </m:r>
+            </m:e>
+            <m:lim>
+              <m:r>
+                <w:rPr>
+                  <w:rFonts w:ascii="Cambria Math" w:hAnsi="Cambria Math"/>
+                  <w:sz w:val="32"/>
+                  <w:szCs w:val="32"/>
+                </w:rPr>
+                <m:t>x→</m:t>
+              </m:r>
+              <m:sSup>
+                <m:sSupPr>
+                  <m:ctrlPr>
+                    <w:rPr>
+                      <w:rFonts w:ascii="Cambria Math" w:hAnsi="Cambria Math"/>
+                      <w:sz w:val="32"/>
+                      <w:szCs w:val="32"/>
+                    </w:rPr>
+                  </m:ctrlPr>
+                </m:sSupPr>
+                <m:e>
+                  <m:r>
+                    <w:rPr>
+                      <w:rFonts w:ascii="Cambria Math" w:hAnsi="Cambria Math"/>
+                      <w:sz w:val="32"/>
+                      <w:szCs w:val="32"/>
+                    </w:rPr>
+                    <m:t>3</m:t>
+                  </m:r>
+                </m:e>
+                <m:sup>
+                  <m:r>
+                    <w:rPr>
+                      <w:rFonts w:ascii="Cambria Math" w:hAnsi="Cambria Math"/>
+                      <w:sz w:val="32"/>
+                      <w:szCs w:val="32"/>
+                    </w:rPr>
+                    <m:t>-</m:t>
+                  </m:r>
+                </m:sup>
+              </m:sSup>
+            </m:lim>
+          </m:limLow>
+          <m:r>
+            <w:rPr>
+              <w:rFonts w:ascii="Cambria Math" w:hAnsi="Cambria Math"/>
+              <w:sz w:val="32"/>
+              <w:szCs w:val="32"/>
+            </w:rPr>
+            <m:t>g(x)=7</m:t>
+          </m:r>
+          <m:r>
+            <w:rPr>
+              <w:i/>
+              <w:sz w:val="32"/>
+              <w:szCs w:val="32"/>
+            </w:rPr>
+            <w:br/>
+          </m:r>
+        </m:oMath>
+      </m:oMathPara>
+    </w:p>
+    <w:p>
+      <w:pPr>
+        <w:ind w:firstLine="556"/>
+      </w:pPr>
+      <w:r>
+        <w:t xml:space="preserve">Quando os valores de </w:t>
+      </w:r>
+      <m:oMath>
+        <m:r>
+          <w:rPr>
+            <w:rFonts w:ascii="Cambria Math" w:hAnsi="Cambria Math"/>
+          </w:rPr>
+          <m:t>x</m:t>
+        </m:r>
+        <m:r>
+          <w:rPr>
+            <w:rFonts w:ascii="Cambria Math" w:hAnsi="Cambria Math"/>
+          </w:rPr>
+          <m:t xml:space="preserve"> </m:t>
+        </m:r>
+      </m:oMath>
+      <w:r>
+        <w:t xml:space="preserve">se aproximam de </w:t>
+      </w:r>
+      <m:oMath>
+        <m:r>
+          <w:rPr>
+            <w:rFonts w:ascii="Cambria Math" w:hAnsi="Cambria Math"/>
+          </w:rPr>
+          <m:t>3</m:t>
+        </m:r>
+      </m:oMath>
+      <w:r>
+        <w:t xml:space="preserve"> </w:t>
+      </w:r>
+      <w:r>
+        <w:t>pela direita (</w:t>
+      </w:r>
+      <m:oMath>
+        <m:r>
+          <w:rPr>
+            <w:rFonts w:ascii="Cambria Math" w:hAnsi="Cambria Math"/>
+          </w:rPr>
+          <m:t>x→</m:t>
+        </m:r>
+        <m:sSup>
+          <m:sSupPr>
+            <m:ctrlPr>
+              <w:rPr>
+                <w:rFonts w:ascii="Cambria Math" w:hAnsi="Cambria Math"/>
+              </w:rPr>
+            </m:ctrlPr>
+          </m:sSupPr>
+          <m:e>
+            <m:r>
+              <w:rPr>
+                <w:rFonts w:ascii="Cambria Math" w:hAnsi="Cambria Math"/>
+              </w:rPr>
+              <m:t>3</m:t>
+            </m:r>
+          </m:e>
+          <m:sup>
+            <m:r>
+              <w:rPr>
+                <w:rFonts w:ascii="Cambria Math" w:hAnsi="Cambria Math"/>
+              </w:rPr>
+              <m:t>+</m:t>
+            </m:r>
+          </m:sup>
+        </m:sSup>
+      </m:oMath>
+      <w:r>
+        <w:t xml:space="preserve">), os valores da função se aproximam de </w:t>
+      </w:r>
+      <m:oMath>
+        <m:r>
+          <w:rPr>
+            <w:rFonts w:ascii="Cambria Math" w:hAnsi="Cambria Math"/>
+          </w:rPr>
+          <m:t>1</m:t>
+        </m:r>
+      </m:oMath>
+      <w:r>
+        <w:t>.</w:t>
+      </w:r>
+    </w:p>
+    <w:p>
+      <w:pPr>
+        <w:rPr>
+          <w:sz w:val="32"/>
+          <w:szCs w:val="32"/>
+        </w:rPr>
+      </w:pPr>
+      <m:oMathPara>
+        <m:oMath>
+          <m:limLow>
+            <m:limLowPr>
+              <m:ctrlPr>
+                <w:rPr>
+                  <w:rFonts w:ascii="Cambria Math" w:hAnsi="Cambria Math"/>
+                  <w:sz w:val="32"/>
+                  <w:szCs w:val="32"/>
+                </w:rPr>
+              </m:ctrlPr>
+            </m:limLowPr>
+            <m:e>
+              <m:r>
+                <m:rPr>
+                  <m:sty m:val="p"/>
+                </m:rPr>
+                <w:rPr>
+                  <w:rFonts w:ascii="Cambria Math" w:hAnsi="Cambria Math"/>
+                  <w:sz w:val="32"/>
+                  <w:szCs w:val="32"/>
+                </w:rPr>
+                <m:t>lim</m:t>
+              </m:r>
+              <m:r>
+                <w:rPr>
+                  <w:rFonts w:ascii="Cambria Math" w:hAnsi="Cambria Math"/>
+                  <w:sz w:val="32"/>
+                  <w:szCs w:val="32"/>
+                </w:rPr>
+                <m:t>⁡</m:t>
+              </m:r>
+            </m:e>
+            <m:lim>
+              <m:r>
+                <w:rPr>
+                  <w:rFonts w:ascii="Cambria Math" w:hAnsi="Cambria Math"/>
+                  <w:sz w:val="32"/>
+                  <w:szCs w:val="32"/>
+                </w:rPr>
+                <m:t>x→</m:t>
+              </m:r>
+              <m:sSup>
+                <m:sSupPr>
+                  <m:ctrlPr>
+                    <w:rPr>
+                      <w:rFonts w:ascii="Cambria Math" w:hAnsi="Cambria Math"/>
+                      <w:sz w:val="32"/>
+                      <w:szCs w:val="32"/>
+                    </w:rPr>
+                  </m:ctrlPr>
+                </m:sSupPr>
+                <m:e>
+                  <m:r>
+                    <w:rPr>
+                      <w:rFonts w:ascii="Cambria Math" w:hAnsi="Cambria Math"/>
+                      <w:sz w:val="32"/>
+                      <w:szCs w:val="32"/>
+                    </w:rPr>
+                    <m:t>3</m:t>
+                  </m:r>
+                </m:e>
+                <m:sup>
+                  <m:r>
+                    <w:rPr>
+                      <w:rFonts w:ascii="Cambria Math" w:hAnsi="Cambria Math"/>
+                      <w:sz w:val="32"/>
+                      <w:szCs w:val="32"/>
+                    </w:rPr>
+                    <m:t>+</m:t>
+                  </m:r>
+                </m:sup>
+              </m:sSup>
+            </m:lim>
+          </m:limLow>
+          <m:r>
+            <w:rPr>
+              <w:rFonts w:ascii="Cambria Math" w:hAnsi="Cambria Math"/>
+              <w:sz w:val="32"/>
+              <w:szCs w:val="32"/>
+            </w:rPr>
+            <m:t>g(x)=1</m:t>
+          </m:r>
+          <m:r>
+            <w:rPr>
+              <w:i/>
+              <w:sz w:val="32"/>
+              <w:szCs w:val="32"/>
+            </w:rPr>
+            <w:br/>
+          </m:r>
+        </m:oMath>
+      </m:oMathPara>
+    </w:p>
+    <w:p>
+      <w:pPr>
+        <w:ind w:firstLine="556"/>
+      </w:pPr>
+      <w:r>
+        <w:t>Portanto, a função apresenta comportamentos diferentes em cada lado do ponto analisado.</w:t>
+      </w:r>
+      <w:r>
+        <w:t xml:space="preserve"> Significando que não existe limite.</w:t>
+      </w:r>
+    </w:p>
+    <w:p>
+      <w:pPr>
+        <w:ind w:left="0" w:firstLine="0"/>
+      </w:pPr>
+      <w:r>
+        <w:tab/>
+      </w:r>
+      <w:r>
+        <w:t>Com base no gráfico é possível visualizar que</w:t>
+      </w:r>
+      <w:r>
+        <w:t xml:space="preserve"> a linha se quebra no x = 3 e quando se aproxima pela direita é diferente de quando se aproxima pela direita indicando que o limite não existe.</w:t>
+      </w:r>
     </w:p>
     <w:p>
       <w:pPr>
@@ -2774,10 +3689,31 @@
       <w:sz w:val="28"/>
     </w:rPr>
   </w:style>
+  <w:style w:type="paragraph" w:styleId="Ttulo3">
+    <w:name w:val="heading 3"/>
+    <w:basedOn w:val="Normal"/>
+    <w:next w:val="Normal"/>
+    <w:link w:val="Ttulo3Char"/>
+    <w:uiPriority w:val="9"/>
+    <w:semiHidden/>
+    <w:unhideWhenUsed/>
+    <w:qFormat/>
+    <w:rsid w:val="00996DFF"/>
+    <w:pPr>
+      <w:keepNext/>
+      <w:keepLines/>
+      <w:spacing w:before="40" w:after="0"/>
+      <w:outlineLvl w:val="2"/>
+    </w:pPr>
+    <w:rPr>
+      <w:rFonts w:asciiTheme="majorHAnsi" w:eastAsiaTheme="majorEastAsia" w:hAnsiTheme="majorHAnsi" w:cstheme="majorBidi"/>
+      <w:color w:val="0A2F40" w:themeColor="accent1" w:themeShade="7F"/>
+      <w:sz w:val="24"/>
+    </w:rPr>
+  </w:style>
   <w:style w:type="character" w:default="1" w:styleId="Fontepargpadro">
     <w:name w:val="Default Paragraph Font"/>
     <w:uiPriority w:val="1"/>
-    <w:semiHidden/>
     <w:unhideWhenUsed/>
   </w:style>
   <w:style w:type="table" w:default="1" w:styleId="Tabelanormal">
@@ -2823,6 +3759,18 @@
         <w:right w:w="0" w:type="dxa"/>
       </w:tblCellMar>
     </w:tblPr>
+  </w:style>
+  <w:style w:type="character" w:customStyle="1" w:styleId="Ttulo3Char">
+    <w:name w:val="Título 3 Char"/>
+    <w:basedOn w:val="Fontepargpadro"/>
+    <w:link w:val="Ttulo3"/>
+    <w:uiPriority w:val="9"/>
+    <w:semiHidden/>
+    <w:rsid w:val="00996DFF"/>
+    <w:rPr>
+      <w:rFonts w:asciiTheme="majorHAnsi" w:eastAsiaTheme="majorEastAsia" w:hAnsiTheme="majorHAnsi" w:cstheme="majorBidi"/>
+      <w:color w:val="0A2F40" w:themeColor="accent1" w:themeShade="7F"/>
+    </w:rPr>
   </w:style>
 </w:styles>
 </file>
